--- a/docs/wise-whitepaper-ja.docx
+++ b/docs/wise-whitepaper-ja.docx
@@ -12,7 +12,7 @@
           <w:sz w:val="22"/>
           <w:szCs w:val="22"/>
         </w:rPr>
-        <w:t xml:space="preserve">WISE COIN (WISE) — 公式ホワイトペーパー</w:t>
+        <w:t xml:space="preserve">WiseCoin (WISE) — 公式ホワイトペーパー</w:t>
       </w:r>
     </w:p>
     <w:p>
@@ -131,7 +131,7 @@
           <w:sz w:val="32"/>
           <w:szCs w:val="32"/>
         </w:rPr>
-        <w:t xml:space="preserve">5. ランク別配当システム</w:t>
+        <w:t xml:space="preserve">5. 配当システム</w:t>
       </w:r>
     </w:p>
     <w:p>
@@ -245,7 +245,7 @@
           <w:sz w:val="22"/>
           <w:szCs w:val="22"/>
         </w:rPr>
-        <w:t xml:space="preserve">WISE COIN（WISE）は、独自のランク別配当システムにより、長期保有者により高いリターンを還元するERC-20ユーティリティトークンです。</w:t>
+        <w:t xml:space="preserve">WiseCoin（WISE）は、透明な日次配当モデルにより、個人投資家に安定したパッシブインカムを提供するERC-20ユーティリティトークンです。</w:t>
       </w:r>
     </w:p>
     <w:p>
@@ -258,7 +258,7 @@
           <w:sz w:val="22"/>
           <w:szCs w:val="22"/>
         </w:rPr>
-        <w:t xml:space="preserve">従来の一律配当トークンとは異なり、WISE COINの配当率は保有量に応じて変動します。エントリーレベルの保有者には日利0.1%から、VIPランクの保有者には日利0.5%まで。この仕組みは長期保有を奨励し、コミットメントに報いる構造になっています。</w:t>
+        <w:t xml:space="preserve">すべての保有者は、保有量に対して毎日一律0.3%の配当を単利で受け取ります。保有量にかかわらず同じレートが適用され、シンプルで予測可能、かつ公平な収入源を実現します。</w:t>
       </w:r>
     </w:p>
     <w:p>
@@ -287,7 +287,7 @@
           <w:sz w:val="22"/>
           <w:szCs w:val="22"/>
         </w:rPr>
-        <w:t xml:space="preserve">•  保有量に応じたランク別配当（日利0.1%〜0.5%、単利）</w:t>
+        <w:t xml:space="preserve">•  日利0.3%の配当をWISEトークンで支払い（単利）</w:t>
       </w:r>
     </w:p>
     <w:p>
@@ -301,7 +301,7 @@
           <w:sz w:val="22"/>
           <w:szCs w:val="22"/>
         </w:rPr>
-        <w:t xml:space="preserve">•  5段階ランクシステム: Regular, Silver, Gold, Diamond, VIP</w:t>
+        <w:t xml:space="preserve">•  すべての保有者に同一レートを一律適用</w:t>
       </w:r>
     </w:p>
     <w:p>
@@ -357,7 +357,7 @@
           <w:sz w:val="22"/>
           <w:szCs w:val="22"/>
         </w:rPr>
-        <w:t xml:space="preserve">•  上場予定: 2027年12月下旬</w:t>
+        <w:t xml:space="preserve">•  上場予定: 2026年9月30日 11:00（日本時間）</w:t>
       </w:r>
     </w:p>
     <w:p>
@@ -384,7 +384,7 @@
           <w:sz w:val="22"/>
           <w:szCs w:val="22"/>
         </w:rPr>
-        <w:t xml:space="preserve">WISE COINは、Ethereumベースの ERC-20スマートコントラクトの安全性と、革新的なティアベース報酬モデルを組み合わせています。多く保有するほど多く稼げる。透明で実力主義的な配当構造により、長期保有者を正当に評価します。</w:t>
+        <w:t xml:space="preserve">WiseCoinは、Ethereumベースの ERC-20スマートコントラクトの安全性と、わかりやすい配当構造を組み合わせ、経験豊富な暗号資産投資家にも初心者にも、予測可能なパッシブインカムへのアクセスを提供します。</w:t>
       </w:r>
     </w:p>
     <w:p>
@@ -397,7 +397,7 @@
           <w:sz w:val="22"/>
           <w:szCs w:val="22"/>
         </w:rPr>
-        <w:t xml:space="preserve">総発行量の40%を配当準備金として確保することで、WISE COINは長期的な持続可能性と、すべてのランクで安定した報酬の提供を追求しています。</w:t>
+        <w:t xml:space="preserve">総発行量の40%を配当準備金として確保することで、WiseCoinは長期的な持続可能性と、すべての保有者への安定した報酬の提供を追求しています。</w:t>
       </w:r>
     </w:p>
     <w:p>
@@ -476,7 +476,7 @@
           <w:sz w:val="22"/>
           <w:szCs w:val="22"/>
         </w:rPr>
-        <w:t xml:space="preserve">しかし、ほとんどのトークンは依然として投機的な価格上昇に依存しています。保有者は予測可能な収入源を持たないまま、高いボラティリティにさらされています。報酬を提供するトークンでさえ、通常はすべての保有者に同じレートを適用するため、長期的なコミットメントへの実質的なインセンティブはありません。</w:t>
+        <w:t xml:space="preserve">しかし、ほとんどのトークンは依然として投機的な価格上昇に依存しています。保有者は予測可能な収入源を持たないまま、高いボラティリティにさらされています。債券や配当株などの伝統的金融商品は定期的な収入を提供しますが、世界中の個人投資家にとってはアクセスしづらいのが現状です。</w:t>
       </w:r>
     </w:p>
     <w:p>
@@ -492,7 +492,7 @@
           <w:sz w:val="26"/>
           <w:szCs w:val="26"/>
         </w:rPr>
-        <w:t xml:space="preserve">2.2 WISE COINのソリューション</w:t>
+        <w:t xml:space="preserve">2.2 WiseCoinのソリューション</w:t>
       </w:r>
     </w:p>
     <w:p>
@@ -505,7 +505,7 @@
           <w:sz w:val="22"/>
           <w:szCs w:val="22"/>
         </w:rPr>
-        <w:t xml:space="preserve">WISE COINは、保有者とトークンの関係を根本的に変えるティアベースの報酬システムを導入します。すべての保有者を平等に扱うのではなく、WISE COINはコミットメントに報います。多くのトークンを保有するほど、日次配当率が高くなります。</w:t>
+        <w:t xml:space="preserve">WiseCoinは、明確な取引所上場への道筋を持つ配当型ERC-20トークンを提供することで、この課題に応えます。投機だけに頼るのではなく、WISE保有者は保有量の0.3%を毎日、単利で計算された配当として受け取ります。</w:t>
       </w:r>
     </w:p>
     <w:p>
@@ -520,7 +520,7 @@
           <w:sz w:val="22"/>
           <w:szCs w:val="22"/>
         </w:rPr>
-        <w:t xml:space="preserve">これにより、明確で透明性の高いインセンティブ構造が実現します:</w:t>
+        <w:t xml:space="preserve">これにより、明確で透明性の高い収入構造が実現します:</w:t>
       </w:r>
     </w:p>
     <w:p>
@@ -534,7 +534,7 @@
           <w:sz w:val="22"/>
           <w:szCs w:val="22"/>
         </w:rPr>
-        <w:t xml:space="preserve">•  エントリーレベルの投資家は日利0.1%からパッシブ収入を得始められます</w:t>
+        <w:t xml:space="preserve">•  すべての保有者が、保有量にかかわらず同じ日利0.3%を獲得します</w:t>
       </w:r>
     </w:p>
     <w:p>
@@ -548,7 +548,7 @@
           <w:sz w:val="22"/>
           <w:szCs w:val="22"/>
         </w:rPr>
-        <w:t xml:space="preserve">•  長期保有者はVIPティアに到達することで最大日利0.5%まで上昇できます</w:t>
+        <w:t xml:space="preserve">•  収入は予測可能で、単利で計算されます</w:t>
       </w:r>
     </w:p>
     <w:p>
@@ -562,7 +562,7 @@
           <w:sz w:val="22"/>
           <w:szCs w:val="22"/>
         </w:rPr>
-        <w:t xml:space="preserve">•  すべてのランクがbitcastle上場による安全性と流動性の恩恵を受けます</w:t>
+        <w:t xml:space="preserve">•  すべての保有者がbitcastle上場による安全性と流動性の恩恵を受けます</w:t>
       </w:r>
     </w:p>
     <w:p>
@@ -575,7 +575,7 @@
           <w:sz w:val="22"/>
           <w:szCs w:val="22"/>
         </w:rPr>
-        <w:t xml:space="preserve">ティアベースの報酬とERC-20スマートコントラクトの信頼性を組み合わせることで、WISE COINはカジュアル投資家から長期ステークホルダーへの明確な道筋を提供します。</w:t>
+        <w:t xml:space="preserve">透明な配当モデルとERC-20スマートコントラクトの信頼性を組み合わせることで、WiseCoinは誰もが予測可能なパッシブインカムにアクセスできる仕組みを提供します。</w:t>
       </w:r>
     </w:p>
     <w:p>
@@ -604,7 +604,7 @@
           <w:sz w:val="22"/>
           <w:szCs w:val="22"/>
         </w:rPr>
-        <w:t xml:space="preserve">WISE COINは、長期保有者により高いリターンを還元するために誕生しました。ランク別配当モデルとERC-20スマートコントラクトの安全性を組み合わせ、保有量を増やすほど収益が成長する仕組みを実現しています。</w:t>
+        <w:t xml:space="preserve">WiseCoinは、個人投資家に予測可能なパッシブインカムをもたらすために誕生しました。透明な日利0.3%の配当モデルとERC-20スマートコントラクトの安全性を組み合わせ、保有者が安定した日次リターンを得られる仕組みを実現しています。</w:t>
       </w:r>
     </w:p>
     <w:p>
@@ -633,7 +633,7 @@
           <w:sz w:val="22"/>
           <w:szCs w:val="22"/>
         </w:rPr>
-        <w:t xml:space="preserve">•  ランク報酬 — 多く持つほど多く稼げる（最大0.5%/日）</w:t>
+        <w:t xml:space="preserve">•  日次報酬 — すべての保有者に一律日利0.3%の配当</w:t>
       </w:r>
     </w:p>
     <w:p>
@@ -838,7 +838,7 @@
                 <w:sz w:val="20"/>
                 <w:szCs w:val="20"/>
               </w:rPr>
-              <w:t xml:space="preserve">WISE COIN</w:t>
+              <w:t xml:space="preserve">WiseCoin</w:t>
             </w:r>
           </w:p>
         </w:tc>
@@ -1258,7 +1258,7 @@
                 <w:sz w:val="20"/>
                 <w:szCs w:val="20"/>
               </w:rPr>
-              <w:t xml:space="preserve">0.1%〜0.5%（ランク別）</w:t>
+              <w:t xml:space="preserve">0.3%（単利）</w:t>
             </w:r>
           </w:p>
         </w:tc>
@@ -1378,7 +1378,7 @@
                 <w:sz w:val="20"/>
                 <w:szCs w:val="20"/>
               </w:rPr>
-              <w:t xml:space="preserve">2027年12月下旬</w:t>
+              <w:t xml:space="preserve">2026年9月30日 11:00（JST）</w:t>
             </w:r>
           </w:p>
         </w:tc>
@@ -2105,7 +2105,7 @@
           <w:sz w:val="22"/>
           <w:szCs w:val="22"/>
         </w:rPr>
-        <w:t xml:space="preserve">最大の配分は、ランク別配当プログラムの原資として確保されています。一般的なトークンプロジェクトより大きい40%の準備金により、上位ティア（VIP保有者の最大日利0.5%）の長期的な持続可能性を確保し、webwiseの安定した配当支払いへのコミットメントを示しています。</w:t>
+        <w:t xml:space="preserve">最大の配分は、日次配当の支払い原資として確保されています。一般的なトークンプロジェクトより大きい40%の準備金により、日利0.3%の配当プログラムの長期的な持続可能性を確保し、webwiseの安定した配当支払いへのコミットメントを示しています。</w:t>
       </w:r>
     </w:p>
     <w:p>
@@ -2134,7 +2134,7 @@
           <w:sz w:val="22"/>
           <w:szCs w:val="22"/>
         </w:rPr>
-        <w:t xml:space="preserve">1トークンあたり¥1の販売価格で購入可能なトークンです。一般販売により、世界中の個人投資家がWISEに広くアクセスできるようになり、ランクベースのエコシステムの基盤を形成します。</w:t>
+        <w:t xml:space="preserve">1トークンあたり¥1の販売価格で購入可能なトークンです。一般販売により、世界中の個人投資家がWISEに広くアクセスできるようになり、配当エコシステムの基盤を形成します。</w:t>
       </w:r>
     </w:p>
     <w:p>
@@ -2163,7 +2163,7 @@
           <w:sz w:val="22"/>
           <w:szCs w:val="22"/>
         </w:rPr>
-        <w:t xml:space="preserve">継続的な開発、インフラ、運営コスト、マーケティング、チームインセンティブに充当されます。WISE COINエコシステムの長期的な成長と維持を支えます。</w:t>
+        <w:t xml:space="preserve">継続的な開発、インフラ、運営コスト、マーケティング、チームインセンティブに充当されます。WiseCoinエコシステムの長期的な成長と維持を支えます。</w:t>
       </w:r>
     </w:p>
     <w:p>
@@ -2213,7 +2213,7 @@
           <w:sz w:val="32"/>
           <w:szCs w:val="32"/>
         </w:rPr>
-        <w:t xml:space="preserve">5. ランク別配当システム</w:t>
+        <w:t xml:space="preserve">5. 配当システム</w:t>
       </w:r>
     </w:p>
     <w:p>
@@ -2229,7 +2229,7 @@
           <w:szCs w:val="20"/>
           <w:shd w:fill="FFFF00" w:val="clear"/>
         </w:rPr>
-        <w:t xml:space="preserve">【画像提案: ティア/ランクの可視化や成長バー。グリーン系。Shutterstock検索: "tier ranking growth chart"。デザイナー判断で差し替えOK。】</w:t>
+        <w:t xml:space="preserve">【画像提案: 日次収入/パッシブインカムの可視化。グリーン系。Shutterstock検索: "passive income daily growth chart"。デザイナー判断で差し替えOK。】</w:t>
       </w:r>
     </w:p>
     <w:p>
@@ -2258,7 +2258,7 @@
           <w:sz w:val="22"/>
           <w:szCs w:val="22"/>
         </w:rPr>
-        <w:t xml:space="preserve">WISE COINの核心的なイノベーションは、ランク別配当システムです。すべての保有者に一律のレートを適用するのではなく、WISEはコミットメントに報います。より多くのトークンを保有する人は、より高い日次配当率を受け取ります。</w:t>
+        <w:t xml:space="preserve">WiseCoinの中核的な価値は、各保有者のトークン残高に対して単利で計算される日利0.3%の配当です。保有量にかかわらず、すべての保有者に同じ一律レートが適用され、シンプルで予測可能、かつ公平なリターンを提供します。</w:t>
       </w:r>
     </w:p>
     <w:p>
@@ -2274,7 +2274,84 @@
           <w:sz w:val="26"/>
           <w:szCs w:val="26"/>
         </w:rPr>
-        <w:t xml:space="preserve">5.2 ランクティア</w:t>
+        <w:t xml:space="preserve">5.2 計算方法</w:t>
+      </w:r>
+    </w:p>
+    <w:p>
+      <w:pPr>
+        <w:spacing w:after="100" w:before="100"/>
+        <w:jc w:val="center"/>
+      </w:pPr>
+      <w:r>
+        <w:rPr>
+          <w:rFonts w:ascii="Calibri" w:cs="Calibri" w:eastAsia="Calibri" w:hAnsi="Calibri"/>
+          <w:b/>
+          <w:bCs/>
+          <w:sz w:val="24"/>
+          <w:szCs w:val="24"/>
+        </w:rPr>
+        <w:t xml:space="preserve">計算式:</w:t>
+      </w:r>
+    </w:p>
+    <w:p>
+      <w:pPr>
+        <w:spacing w:after="100" w:before="100"/>
+        <w:jc w:val="center"/>
+      </w:pPr>
+      <w:r>
+        <w:rPr>
+          <w:rFonts w:ascii="Calibri" w:cs="Calibri" w:eastAsia="Calibri" w:hAnsi="Calibri"/>
+          <w:b/>
+          <w:bCs/>
+          <w:sz w:val="24"/>
+          <w:szCs w:val="24"/>
+        </w:rPr>
+        <w:t xml:space="preserve">保有量 × 0.003 = 日次配当（WISE）</w:t>
+      </w:r>
+    </w:p>
+    <w:p>
+      <w:pPr>
+        <w:spacing w:after="60" w:before="60"/>
+      </w:pPr>
+      <w:r>
+        <w:rPr>
+          <w:rFonts w:ascii="Calibri" w:cs="Calibri" w:eastAsia="Calibri" w:hAnsi="Calibri"/>
+          <w:sz w:val="22"/>
+          <w:szCs w:val="22"/>
+        </w:rPr>
+        <w:t xml:space="preserve">各保有者の日次配当は単利で計算されます。つまり、複利ではなく元本の保有量に対してレートが適用されます。配当は保有トークン数に基づきWISEトークンで支払われます。</w:t>
+      </w:r>
+    </w:p>
+    <w:p>
+      <w:pPr>
+        <w:pStyle w:val="Heading2"/>
+        <w:spacing w:after="150" w:before="300"/>
+      </w:pPr>
+      <w:r>
+        <w:rPr>
+          <w:rFonts w:ascii="Calibri" w:cs="Calibri" w:eastAsia="Calibri" w:hAnsi="Calibri"/>
+          <w:b/>
+          <w:bCs/>
+          <w:sz w:val="26"/>
+          <w:szCs w:val="26"/>
+        </w:rPr>
+        <w:t xml:space="preserve">5.3 シナリオシミュレーション</w:t>
+      </w:r>
+    </w:p>
+    <w:p>
+      <w:pPr>
+        <w:spacing w:after="100" w:before="100"/>
+      </w:pPr>
+      <w:r>
+        <w:rPr>
+          <w:rFonts w:ascii="Calibri" w:cs="Calibri" w:eastAsia="Calibri" w:hAnsi="Calibri"/>
+          <w:i/>
+          <w:iCs/>
+          <w:sz w:val="20"/>
+          <w:szCs w:val="20"/>
+          <w:shd w:fill="FFFF00" w:val="clear"/>
+        </w:rPr>
+        <w:t xml:space="preserve">【デザイナー向け注記: 見やすい比較テーブルとして整形してください】</w:t>
       </w:r>
     </w:p>
     <w:p>
@@ -2327,7 +2404,7 @@
                 <w:sz w:val="20"/>
                 <w:szCs w:val="20"/>
               </w:rPr>
-              <w:t xml:space="preserve">ランク</w:t>
+              <w:t xml:space="preserve">100,000 WISE</w:t>
             </w:r>
           </w:p>
         </w:tc>
@@ -2357,7 +2434,7 @@
                 <w:sz w:val="20"/>
                 <w:szCs w:val="20"/>
               </w:rPr>
-              <w:t xml:space="preserve">必要保有量</w:t>
+              <w:t xml:space="preserve">1,000,000 WISE</w:t>
             </w:r>
           </w:p>
         </w:tc>
@@ -2387,7 +2464,7 @@
                 <w:sz w:val="20"/>
                 <w:szCs w:val="20"/>
               </w:rPr>
-              <w:t xml:space="preserve">日利</w:t>
+              <w:t xml:space="preserve">10,000,000 WISE</w:t>
             </w:r>
           </w:p>
         </w:tc>
@@ -2417,7 +2494,7 @@
                 <w:sz w:val="20"/>
                 <w:szCs w:val="20"/>
               </w:rPr>
-              <w:t xml:space="preserve">年率換算</w:t>
+              <w:t xml:space="preserve"/>
             </w:r>
           </w:p>
         </w:tc>
@@ -2448,7 +2525,7 @@
                 <w:sz w:val="20"/>
                 <w:szCs w:val="20"/>
               </w:rPr>
-              <w:t xml:space="preserve">Regular</w:t>
+              <w:t xml:space="preserve">日利</w:t>
             </w:r>
           </w:p>
         </w:tc>
@@ -2477,7 +2554,7 @@
                 <w:sz w:val="20"/>
                 <w:szCs w:val="20"/>
               </w:rPr>
-              <w:t xml:space="preserve">0 〜 9,999,999</w:t>
+              <w:t xml:space="preserve">0.3%</w:t>
             </w:r>
           </w:p>
         </w:tc>
@@ -2506,7 +2583,7 @@
                 <w:sz w:val="20"/>
                 <w:szCs w:val="20"/>
               </w:rPr>
-              <w:t xml:space="preserve">0.1%</w:t>
+              <w:t xml:space="preserve">0.3%</w:t>
             </w:r>
           </w:p>
         </w:tc>
@@ -2535,7 +2612,7 @@
                 <w:sz w:val="20"/>
                 <w:szCs w:val="20"/>
               </w:rPr>
-              <w:t xml:space="preserve">約36.5%</w:t>
+              <w:t xml:space="preserve">0.3%</w:t>
             </w:r>
           </w:p>
         </w:tc>
@@ -2566,7 +2643,7 @@
                 <w:sz w:val="20"/>
                 <w:szCs w:val="20"/>
               </w:rPr>
-              <w:t xml:space="preserve">Silver</w:t>
+              <w:t xml:space="preserve">日次配当</w:t>
             </w:r>
           </w:p>
         </w:tc>
@@ -2595,7 +2672,7 @@
                 <w:sz w:val="20"/>
                 <w:szCs w:val="20"/>
               </w:rPr>
-              <w:t xml:space="preserve">10,000,000 〜 19,999,999</w:t>
+              <w:t xml:space="preserve">300</w:t>
             </w:r>
           </w:p>
         </w:tc>
@@ -2624,7 +2701,7 @@
                 <w:sz w:val="20"/>
                 <w:szCs w:val="20"/>
               </w:rPr>
-              <w:t xml:space="preserve">0.2%</w:t>
+              <w:t xml:space="preserve">3,000</w:t>
             </w:r>
           </w:p>
         </w:tc>
@@ -2653,7 +2730,7 @@
                 <w:sz w:val="20"/>
                 <w:szCs w:val="20"/>
               </w:rPr>
-              <w:t xml:space="preserve">約73%</w:t>
+              <w:t xml:space="preserve">30,000</w:t>
             </w:r>
           </w:p>
         </w:tc>
@@ -2684,7 +2761,7 @@
                 <w:sz w:val="20"/>
                 <w:szCs w:val="20"/>
               </w:rPr>
-              <w:t xml:space="preserve">Gold</w:t>
+              <w:t xml:space="preserve">30日間合計</w:t>
             </w:r>
           </w:p>
         </w:tc>
@@ -2713,7 +2790,7 @@
                 <w:sz w:val="20"/>
                 <w:szCs w:val="20"/>
               </w:rPr>
-              <w:t xml:space="preserve">20,000,000 〜 29,999,999</w:t>
+              <w:t xml:space="preserve">9,000</w:t>
             </w:r>
           </w:p>
         </w:tc>
@@ -2742,7 +2819,7 @@
                 <w:sz w:val="20"/>
                 <w:szCs w:val="20"/>
               </w:rPr>
-              <w:t xml:space="preserve">0.3%</w:t>
+              <w:t xml:space="preserve">90,000</w:t>
             </w:r>
           </w:p>
         </w:tc>
@@ -2771,7 +2848,7 @@
                 <w:sz w:val="20"/>
                 <w:szCs w:val="20"/>
               </w:rPr>
-              <w:t xml:space="preserve">約109.5%</w:t>
+              <w:t xml:space="preserve">900,000</w:t>
             </w:r>
           </w:p>
         </w:tc>
@@ -2802,7 +2879,7 @@
                 <w:sz w:val="20"/>
                 <w:szCs w:val="20"/>
               </w:rPr>
-              <w:t xml:space="preserve">Diamond</w:t>
+              <w:t xml:space="preserve">90日間合計</w:t>
             </w:r>
           </w:p>
         </w:tc>
@@ -2831,7 +2908,7 @@
                 <w:sz w:val="20"/>
                 <w:szCs w:val="20"/>
               </w:rPr>
-              <w:t xml:space="preserve">30,000,000 〜 39,999,999</w:t>
+              <w:t xml:space="preserve">27,000</w:t>
             </w:r>
           </w:p>
         </w:tc>
@@ -2860,7 +2937,7 @@
                 <w:sz w:val="20"/>
                 <w:szCs w:val="20"/>
               </w:rPr>
-              <w:t xml:space="preserve">0.4%</w:t>
+              <w:t xml:space="preserve">270,000</w:t>
             </w:r>
           </w:p>
         </w:tc>
@@ -2889,7 +2966,7 @@
                 <w:sz w:val="20"/>
                 <w:szCs w:val="20"/>
               </w:rPr>
-              <w:t xml:space="preserve">約146%</w:t>
+              <w:t xml:space="preserve">2,700,000</w:t>
             </w:r>
           </w:p>
         </w:tc>
@@ -2920,7 +2997,7 @@
                 <w:sz w:val="20"/>
                 <w:szCs w:val="20"/>
               </w:rPr>
-              <w:t xml:space="preserve">VIP</w:t>
+              <w:t xml:space="preserve">180日間合計</w:t>
             </w:r>
           </w:p>
         </w:tc>
@@ -2949,7 +3026,7 @@
                 <w:sz w:val="20"/>
                 <w:szCs w:val="20"/>
               </w:rPr>
-              <w:t xml:space="preserve">40,000,000以上</w:t>
+              <w:t xml:space="preserve">54,000</w:t>
             </w:r>
           </w:p>
         </w:tc>
@@ -2978,7 +3055,7 @@
                 <w:sz w:val="20"/>
                 <w:szCs w:val="20"/>
               </w:rPr>
-              <w:t xml:space="preserve">0.5%</w:t>
+              <w:t xml:space="preserve">540,000</w:t>
             </w:r>
           </w:p>
         </w:tc>
@@ -3007,7 +3084,125 @@
                 <w:sz w:val="20"/>
                 <w:szCs w:val="20"/>
               </w:rPr>
-              <w:t xml:space="preserve">約182.5%</w:t>
+              <w:t xml:space="preserve">5,400,000</w:t>
+            </w:r>
+          </w:p>
+        </w:tc>
+      </w:tr>
+      <w:tr>
+        <w:tc>
+          <w:tcPr>
+            <w:tcW w:type="dxa" w:w="2256"/>
+            <w:tcBorders>
+              <w:top w:val="single" w:color="CCCCCC" w:sz="1"/>
+              <w:left w:val="single" w:color="CCCCCC" w:sz="1"/>
+              <w:bottom w:val="single" w:color="CCCCCC" w:sz="1"/>
+              <w:right w:val="single" w:color="CCCCCC" w:sz="1"/>
+            </w:tcBorders>
+            <w:tcMar>
+              <w:top w:type="dxa" w:w="60"/>
+              <w:left w:type="dxa" w:w="100"/>
+              <w:bottom w:type="dxa" w:w="60"/>
+              <w:right w:type="dxa" w:w="100"/>
+            </w:tcMar>
+          </w:tcPr>
+          <w:p>
+            <w:r>
+              <w:rPr>
+                <w:rFonts w:ascii="Calibri" w:cs="Calibri" w:eastAsia="Calibri" w:hAnsi="Calibri"/>
+                <w:b w:val="false"/>
+                <w:bCs w:val="false"/>
+                <w:sz w:val="20"/>
+                <w:szCs w:val="20"/>
+              </w:rPr>
+              <w:t xml:space="preserve">上場時価値（¥10時）</w:t>
+            </w:r>
+          </w:p>
+        </w:tc>
+        <w:tc>
+          <w:tcPr>
+            <w:tcW w:type="dxa" w:w="2256"/>
+            <w:tcBorders>
+              <w:top w:val="single" w:color="CCCCCC" w:sz="1"/>
+              <w:left w:val="single" w:color="CCCCCC" w:sz="1"/>
+              <w:bottom w:val="single" w:color="CCCCCC" w:sz="1"/>
+              <w:right w:val="single" w:color="CCCCCC" w:sz="1"/>
+            </w:tcBorders>
+            <w:tcMar>
+              <w:top w:type="dxa" w:w="60"/>
+              <w:left w:type="dxa" w:w="100"/>
+              <w:bottom w:type="dxa" w:w="60"/>
+              <w:right w:type="dxa" w:w="100"/>
+            </w:tcMar>
+          </w:tcPr>
+          <w:p>
+            <w:r>
+              <w:rPr>
+                <w:rFonts w:ascii="Calibri" w:cs="Calibri" w:eastAsia="Calibri" w:hAnsi="Calibri"/>
+                <w:b w:val="false"/>
+                <w:bCs w:val="false"/>
+                <w:sz w:val="20"/>
+                <w:szCs w:val="20"/>
+              </w:rPr>
+              <w:t xml:space="preserve">1,000,000</w:t>
+            </w:r>
+          </w:p>
+        </w:tc>
+        <w:tc>
+          <w:tcPr>
+            <w:tcW w:type="dxa" w:w="2256"/>
+            <w:tcBorders>
+              <w:top w:val="single" w:color="CCCCCC" w:sz="1"/>
+              <w:left w:val="single" w:color="CCCCCC" w:sz="1"/>
+              <w:bottom w:val="single" w:color="CCCCCC" w:sz="1"/>
+              <w:right w:val="single" w:color="CCCCCC" w:sz="1"/>
+            </w:tcBorders>
+            <w:tcMar>
+              <w:top w:type="dxa" w:w="60"/>
+              <w:left w:type="dxa" w:w="100"/>
+              <w:bottom w:type="dxa" w:w="60"/>
+              <w:right w:type="dxa" w:w="100"/>
+            </w:tcMar>
+          </w:tcPr>
+          <w:p>
+            <w:r>
+              <w:rPr>
+                <w:rFonts w:ascii="Calibri" w:cs="Calibri" w:eastAsia="Calibri" w:hAnsi="Calibri"/>
+                <w:b w:val="false"/>
+                <w:bCs w:val="false"/>
+                <w:sz w:val="20"/>
+                <w:szCs w:val="20"/>
+              </w:rPr>
+              <w:t xml:space="preserve">10,000,000</w:t>
+            </w:r>
+          </w:p>
+        </w:tc>
+        <w:tc>
+          <w:tcPr>
+            <w:tcW w:type="dxa" w:w="2258"/>
+            <w:tcBorders>
+              <w:top w:val="single" w:color="CCCCCC" w:sz="1"/>
+              <w:left w:val="single" w:color="CCCCCC" w:sz="1"/>
+              <w:bottom w:val="single" w:color="CCCCCC" w:sz="1"/>
+              <w:right w:val="single" w:color="CCCCCC" w:sz="1"/>
+            </w:tcBorders>
+            <w:tcMar>
+              <w:top w:type="dxa" w:w="60"/>
+              <w:left w:type="dxa" w:w="100"/>
+              <w:bottom w:type="dxa" w:w="60"/>
+              <w:right w:type="dxa" w:w="100"/>
+            </w:tcMar>
+          </w:tcPr>
+          <w:p>
+            <w:r>
+              <w:rPr>
+                <w:rFonts w:ascii="Calibri" w:cs="Calibri" w:eastAsia="Calibri" w:hAnsi="Calibri"/>
+                <w:b w:val="false"/>
+                <w:bCs w:val="false"/>
+                <w:sz w:val="20"/>
+                <w:szCs w:val="20"/>
+              </w:rPr>
+              <w:t xml:space="preserve">100,000,000</w:t>
             </w:r>
           </w:p>
         </w:tc>
@@ -3020,6 +3215,19 @@
     </w:p>
     <w:p>
       <w:pPr>
+        <w:spacing w:after="60" w:before="60"/>
+      </w:pPr>
+      <w:r>
+        <w:rPr>
+          <w:rFonts w:ascii="Calibri" w:cs="Calibri" w:eastAsia="Calibri" w:hAnsi="Calibri"/>
+          <w:sz w:val="22"/>
+          <w:szCs w:val="22"/>
+        </w:rPr>
+        <w:t xml:space="preserve">すべての値はWISEトークン単位です。上場時価値は目標価格に基づく想定であり、保証されるものではありません。</w:t>
+      </w:r>
+    </w:p>
+    <w:p>
+      <w:pPr>
         <w:pStyle w:val="Heading2"/>
         <w:spacing w:after="150" w:before="300"/>
       </w:pPr>
@@ -3031,39 +3239,7 @@
           <w:sz w:val="26"/>
           <w:szCs w:val="26"/>
         </w:rPr>
-        <w:t xml:space="preserve">5.3 計算方法</w:t>
-      </w:r>
-    </w:p>
-    <w:p>
-      <w:pPr>
-        <w:spacing w:after="100" w:before="100"/>
-        <w:jc w:val="center"/>
-      </w:pPr>
-      <w:r>
-        <w:rPr>
-          <w:rFonts w:ascii="Calibri" w:cs="Calibri" w:eastAsia="Calibri" w:hAnsi="Calibri"/>
-          <w:b/>
-          <w:bCs/>
-          <w:sz w:val="24"/>
-          <w:szCs w:val="24"/>
-        </w:rPr>
-        <w:t xml:space="preserve">計算式:</w:t>
-      </w:r>
-    </w:p>
-    <w:p>
-      <w:pPr>
-        <w:spacing w:after="100" w:before="100"/>
-        <w:jc w:val="center"/>
-      </w:pPr>
-      <w:r>
-        <w:rPr>
-          <w:rFonts w:ascii="Calibri" w:cs="Calibri" w:eastAsia="Calibri" w:hAnsi="Calibri"/>
-          <w:b/>
-          <w:bCs/>
-          <w:sz w:val="24"/>
-          <w:szCs w:val="24"/>
-        </w:rPr>
-        <w:t xml:space="preserve">保有量 × ランクレート = 日次配当（WISE）</w:t>
+        <w:t xml:space="preserve">5.4 支払いスケジュール</w:t>
       </w:r>
     </w:p>
     <w:p>
@@ -3076,7 +3252,7 @@
           <w:sz w:val="22"/>
           <w:szCs w:val="22"/>
         </w:rPr>
-        <w:t xml:space="preserve">各保有者の日次配当は、現在のランクに基づく単利で計算されます。保有量が増えるとランクが自動的にアップグレードされ、より高いレートが適用されます。</w:t>
+        <w:t xml:space="preserve">配当支払いスケジュールはプロジェクトの進行に合わせて発表されます。日次単利で計算されます。</w:t>
       </w:r>
     </w:p>
     <w:p>
@@ -3092,7 +3268,113 @@
           <w:sz w:val="26"/>
           <w:szCs w:val="26"/>
         </w:rPr>
-        <w:t xml:space="preserve">5.4 シナリオシミュレーション</w:t>
+        <w:t xml:space="preserve">5.5 配布方法</w:t>
+      </w:r>
+    </w:p>
+    <w:p>
+      <w:pPr>
+        <w:spacing w:after="60" w:before="60"/>
+      </w:pPr>
+      <w:r>
+        <w:rPr>
+          <w:rFonts w:ascii="Calibri" w:cs="Calibri" w:eastAsia="Calibri" w:hAnsi="Calibri"/>
+          <w:sz w:val="22"/>
+          <w:szCs w:val="22"/>
+        </w:rPr>
+        <w:t xml:space="preserve">配当の配布方法はシステム稼働前に確定されます。公式サイト（wise-protocol.xyz）での発表をお待ちください。</w:t>
+      </w:r>
+    </w:p>
+    <w:p>
+      <w:pPr>
+        <w:pStyle w:val="Heading2"/>
+        <w:spacing w:after="150" w:before="300"/>
+      </w:pPr>
+      <w:r>
+        <w:rPr>
+          <w:rFonts w:ascii="Calibri" w:cs="Calibri" w:eastAsia="Calibri" w:hAnsi="Calibri"/>
+          <w:b/>
+          <w:bCs/>
+          <w:sz w:val="26"/>
+          <w:szCs w:val="26"/>
+        </w:rPr>
+        <w:t xml:space="preserve">5.6 重要事項</w:t>
+      </w:r>
+    </w:p>
+    <w:p>
+      <w:pPr>
+        <w:spacing w:after="40" w:before="40"/>
+        <w:ind w:left="360" w:hanging="360"/>
+      </w:pPr>
+      <w:r>
+        <w:rPr>
+          <w:rFonts w:ascii="Calibri" w:cs="Calibri" w:eastAsia="Calibri" w:hAnsi="Calibri"/>
+          <w:sz w:val="22"/>
+          <w:szCs w:val="22"/>
+        </w:rPr>
+        <w:t xml:space="preserve">•  日利0.3%は現在の計画レートです</w:t>
+      </w:r>
+    </w:p>
+    <w:p>
+      <w:pPr>
+        <w:spacing w:after="40" w:before="40"/>
+        <w:ind w:left="360" w:hanging="360"/>
+      </w:pPr>
+      <w:r>
+        <w:rPr>
+          <w:rFonts w:ascii="Calibri" w:cs="Calibri" w:eastAsia="Calibri" w:hAnsi="Calibri"/>
+          <w:sz w:val="22"/>
+          <w:szCs w:val="22"/>
+        </w:rPr>
+        <w:t xml:space="preserve">•  すべての投資にはリスクが伴い、レートは変更される可能性があります</w:t>
+      </w:r>
+    </w:p>
+    <w:p>
+      <w:pPr>
+        <w:spacing w:after="40" w:before="40"/>
+        <w:ind w:left="360" w:hanging="360"/>
+      </w:pPr>
+      <w:r>
+        <w:rPr>
+          <w:rFonts w:ascii="Calibri" w:cs="Calibri" w:eastAsia="Calibri" w:hAnsi="Calibri"/>
+          <w:sz w:val="22"/>
+          <w:szCs w:val="22"/>
+        </w:rPr>
+        <w:t xml:space="preserve">•  表示値は想定であり、保証されるものではありません</w:t>
+      </w:r>
+    </w:p>
+    <w:p>
+      <w:pPr>
+        <w:spacing w:after="40" w:before="40"/>
+        <w:ind w:left="360" w:hanging="360"/>
+      </w:pPr>
+      <w:r>
+        <w:rPr>
+          <w:rFonts w:ascii="Calibri" w:cs="Calibri" w:eastAsia="Calibri" w:hAnsi="Calibri"/>
+          <w:sz w:val="22"/>
+          <w:szCs w:val="22"/>
+        </w:rPr>
+        <w:t xml:space="preserve">•  ¥10の上場価格は目標値であり、保証されるものではありません</w:t>
+      </w:r>
+    </w:p>
+    <w:p>
+      <w:r>
+        <w:br w:type="page"/>
+      </w:r>
+    </w:p>
+    <w:p>
+      <w:pPr>
+        <w:pStyle w:val="Heading1"/>
+        <w:spacing w:after="200" w:before="400"/>
+      </w:pPr>
+      <w:r>
+        <w:rPr>
+          <w:rFonts w:ascii="Calibri" w:cs="Calibri" w:eastAsia="Calibri" w:hAnsi="Calibri"/>
+          <w:b/>
+          <w:bCs/>
+          <w:sz w:val="32"/>
+          <w:szCs w:val="32"/>
+        </w:rPr>
+        <w:t xml:space="preserve">6. 取引所上場</w:t>
       </w:r>
     </w:p>
     <w:p>
@@ -3108,1465 +3390,7 @@
           <w:szCs w:val="20"/>
           <w:shd w:fill="FFFF00" w:val="clear"/>
         </w:rPr>
-        <w:t xml:space="preserve">【デザイナー向け注記: 見やすい比較テーブルとして整形してください】</w:t>
-      </w:r>
-    </w:p>
-    <w:p>
-      <w:pPr>
-        <w:spacing w:before="100"/>
-      </w:pPr>
-    </w:p>
-    <w:tbl>
-      <w:tblPr>
-        <w:tblW w:type="dxa" w:w="9026"/>
-        <w:tblBorders>
-          <w:top w:val="single" w:color="auto" w:sz="4"/>
-          <w:left w:val="single" w:color="auto" w:sz="4"/>
-          <w:bottom w:val="single" w:color="auto" w:sz="4"/>
-          <w:right w:val="single" w:color="auto" w:sz="4"/>
-          <w:insideH w:val="single" w:color="auto" w:sz="4"/>
-          <w:insideV w:val="single" w:color="auto" w:sz="4"/>
-        </w:tblBorders>
-      </w:tblPr>
-      <w:tblGrid>
-        <w:gridCol w:w="1504"/>
-        <w:gridCol w:w="1504"/>
-        <w:gridCol w:w="1504"/>
-        <w:gridCol w:w="1504"/>
-        <w:gridCol w:w="1504"/>
-        <w:gridCol w:w="1506"/>
-      </w:tblGrid>
-      <w:tr>
-        <w:tc>
-          <w:tcPr>
-            <w:tcW w:type="dxa" w:w="1504"/>
-            <w:tcBorders>
-              <w:top w:val="single" w:color="CCCCCC" w:sz="1"/>
-              <w:left w:val="single" w:color="CCCCCC" w:sz="1"/>
-              <w:bottom w:val="single" w:color="CCCCCC" w:sz="1"/>
-              <w:right w:val="single" w:color="CCCCCC" w:sz="1"/>
-            </w:tcBorders>
-            <w:shd w:fill="D5E8F0" w:val="clear"/>
-            <w:tcMar>
-              <w:top w:type="dxa" w:w="60"/>
-              <w:left w:type="dxa" w:w="100"/>
-              <w:bottom w:type="dxa" w:w="60"/>
-              <w:right w:type="dxa" w:w="100"/>
-            </w:tcMar>
-          </w:tcPr>
-          <w:p>
-            <w:r>
-              <w:rPr>
-                <w:rFonts w:ascii="Calibri" w:cs="Calibri" w:eastAsia="Calibri" w:hAnsi="Calibri"/>
-                <w:b/>
-                <w:bCs/>
-                <w:sz w:val="20"/>
-                <w:szCs w:val="20"/>
-              </w:rPr>
-              <w:t xml:space="preserve">5M WISE</w:t>
-            </w:r>
-          </w:p>
-        </w:tc>
-        <w:tc>
-          <w:tcPr>
-            <w:tcW w:type="dxa" w:w="1504"/>
-            <w:tcBorders>
-              <w:top w:val="single" w:color="CCCCCC" w:sz="1"/>
-              <w:left w:val="single" w:color="CCCCCC" w:sz="1"/>
-              <w:bottom w:val="single" w:color="CCCCCC" w:sz="1"/>
-              <w:right w:val="single" w:color="CCCCCC" w:sz="1"/>
-            </w:tcBorders>
-            <w:shd w:fill="D5E8F0" w:val="clear"/>
-            <w:tcMar>
-              <w:top w:type="dxa" w:w="60"/>
-              <w:left w:type="dxa" w:w="100"/>
-              <w:bottom w:type="dxa" w:w="60"/>
-              <w:right w:type="dxa" w:w="100"/>
-            </w:tcMar>
-          </w:tcPr>
-          <w:p>
-            <w:r>
-              <w:rPr>
-                <w:rFonts w:ascii="Calibri" w:cs="Calibri" w:eastAsia="Calibri" w:hAnsi="Calibri"/>
-                <w:b/>
-                <w:bCs/>
-                <w:sz w:val="20"/>
-                <w:szCs w:val="20"/>
-              </w:rPr>
-              <w:t xml:space="preserve">15M WISE</w:t>
-            </w:r>
-          </w:p>
-        </w:tc>
-        <w:tc>
-          <w:tcPr>
-            <w:tcW w:type="dxa" w:w="1504"/>
-            <w:tcBorders>
-              <w:top w:val="single" w:color="CCCCCC" w:sz="1"/>
-              <w:left w:val="single" w:color="CCCCCC" w:sz="1"/>
-              <w:bottom w:val="single" w:color="CCCCCC" w:sz="1"/>
-              <w:right w:val="single" w:color="CCCCCC" w:sz="1"/>
-            </w:tcBorders>
-            <w:shd w:fill="D5E8F0" w:val="clear"/>
-            <w:tcMar>
-              <w:top w:type="dxa" w:w="60"/>
-              <w:left w:type="dxa" w:w="100"/>
-              <w:bottom w:type="dxa" w:w="60"/>
-              <w:right w:type="dxa" w:w="100"/>
-            </w:tcMar>
-          </w:tcPr>
-          <w:p>
-            <w:r>
-              <w:rPr>
-                <w:rFonts w:ascii="Calibri" w:cs="Calibri" w:eastAsia="Calibri" w:hAnsi="Calibri"/>
-                <w:b/>
-                <w:bCs/>
-                <w:sz w:val="20"/>
-                <w:szCs w:val="20"/>
-              </w:rPr>
-              <w:t xml:space="preserve">25M WISE</w:t>
-            </w:r>
-          </w:p>
-        </w:tc>
-        <w:tc>
-          <w:tcPr>
-            <w:tcW w:type="dxa" w:w="1504"/>
-            <w:tcBorders>
-              <w:top w:val="single" w:color="CCCCCC" w:sz="1"/>
-              <w:left w:val="single" w:color="CCCCCC" w:sz="1"/>
-              <w:bottom w:val="single" w:color="CCCCCC" w:sz="1"/>
-              <w:right w:val="single" w:color="CCCCCC" w:sz="1"/>
-            </w:tcBorders>
-            <w:shd w:fill="D5E8F0" w:val="clear"/>
-            <w:tcMar>
-              <w:top w:type="dxa" w:w="60"/>
-              <w:left w:type="dxa" w:w="100"/>
-              <w:bottom w:type="dxa" w:w="60"/>
-              <w:right w:type="dxa" w:w="100"/>
-            </w:tcMar>
-          </w:tcPr>
-          <w:p>
-            <w:r>
-              <w:rPr>
-                <w:rFonts w:ascii="Calibri" w:cs="Calibri" w:eastAsia="Calibri" w:hAnsi="Calibri"/>
-                <w:b/>
-                <w:bCs/>
-                <w:sz w:val="20"/>
-                <w:szCs w:val="20"/>
-              </w:rPr>
-              <w:t xml:space="preserve">35M WISE</w:t>
-            </w:r>
-          </w:p>
-        </w:tc>
-        <w:tc>
-          <w:tcPr>
-            <w:tcW w:type="dxa" w:w="1504"/>
-            <w:tcBorders>
-              <w:top w:val="single" w:color="CCCCCC" w:sz="1"/>
-              <w:left w:val="single" w:color="CCCCCC" w:sz="1"/>
-              <w:bottom w:val="single" w:color="CCCCCC" w:sz="1"/>
-              <w:right w:val="single" w:color="CCCCCC" w:sz="1"/>
-            </w:tcBorders>
-            <w:shd w:fill="D5E8F0" w:val="clear"/>
-            <w:tcMar>
-              <w:top w:type="dxa" w:w="60"/>
-              <w:left w:type="dxa" w:w="100"/>
-              <w:bottom w:type="dxa" w:w="60"/>
-              <w:right w:type="dxa" w:w="100"/>
-            </w:tcMar>
-          </w:tcPr>
-          <w:p>
-            <w:r>
-              <w:rPr>
-                <w:rFonts w:ascii="Calibri" w:cs="Calibri" w:eastAsia="Calibri" w:hAnsi="Calibri"/>
-                <w:b/>
-                <w:bCs/>
-                <w:sz w:val="20"/>
-                <w:szCs w:val="20"/>
-              </w:rPr>
-              <w:t xml:space="preserve">50M WISE</w:t>
-            </w:r>
-          </w:p>
-        </w:tc>
-        <w:tc>
-          <w:tcPr>
-            <w:tcW w:type="dxa" w:w="1506"/>
-            <w:tcBorders>
-              <w:top w:val="single" w:color="CCCCCC" w:sz="1"/>
-              <w:left w:val="single" w:color="CCCCCC" w:sz="1"/>
-              <w:bottom w:val="single" w:color="CCCCCC" w:sz="1"/>
-              <w:right w:val="single" w:color="CCCCCC" w:sz="1"/>
-            </w:tcBorders>
-            <w:shd w:fill="D5E8F0" w:val="clear"/>
-            <w:tcMar>
-              <w:top w:type="dxa" w:w="60"/>
-              <w:left w:type="dxa" w:w="100"/>
-              <w:bottom w:type="dxa" w:w="60"/>
-              <w:right w:type="dxa" w:w="100"/>
-            </w:tcMar>
-          </w:tcPr>
-          <w:p>
-            <w:r>
-              <w:rPr>
-                <w:rFonts w:ascii="Calibri" w:cs="Calibri" w:eastAsia="Calibri" w:hAnsi="Calibri"/>
-                <w:b/>
-                <w:bCs/>
-                <w:sz w:val="20"/>
-                <w:szCs w:val="20"/>
-              </w:rPr>
-              <w:t xml:space="preserve"/>
-            </w:r>
-          </w:p>
-        </w:tc>
-      </w:tr>
-      <w:tr>
-        <w:tc>
-          <w:tcPr>
-            <w:tcW w:type="dxa" w:w="1504"/>
-            <w:tcBorders>
-              <w:top w:val="single" w:color="CCCCCC" w:sz="1"/>
-              <w:left w:val="single" w:color="CCCCCC" w:sz="1"/>
-              <w:bottom w:val="single" w:color="CCCCCC" w:sz="1"/>
-              <w:right w:val="single" w:color="CCCCCC" w:sz="1"/>
-            </w:tcBorders>
-            <w:tcMar>
-              <w:top w:type="dxa" w:w="60"/>
-              <w:left w:type="dxa" w:w="100"/>
-              <w:bottom w:type="dxa" w:w="60"/>
-              <w:right w:type="dxa" w:w="100"/>
-            </w:tcMar>
-          </w:tcPr>
-          <w:p>
-            <w:r>
-              <w:rPr>
-                <w:rFonts w:ascii="Calibri" w:cs="Calibri" w:eastAsia="Calibri" w:hAnsi="Calibri"/>
-                <w:b w:val="false"/>
-                <w:bCs w:val="false"/>
-                <w:sz w:val="20"/>
-                <w:szCs w:val="20"/>
-              </w:rPr>
-              <w:t xml:space="preserve">ランク</w:t>
-            </w:r>
-          </w:p>
-        </w:tc>
-        <w:tc>
-          <w:tcPr>
-            <w:tcW w:type="dxa" w:w="1504"/>
-            <w:tcBorders>
-              <w:top w:val="single" w:color="CCCCCC" w:sz="1"/>
-              <w:left w:val="single" w:color="CCCCCC" w:sz="1"/>
-              <w:bottom w:val="single" w:color="CCCCCC" w:sz="1"/>
-              <w:right w:val="single" w:color="CCCCCC" w:sz="1"/>
-            </w:tcBorders>
-            <w:tcMar>
-              <w:top w:type="dxa" w:w="60"/>
-              <w:left w:type="dxa" w:w="100"/>
-              <w:bottom w:type="dxa" w:w="60"/>
-              <w:right w:type="dxa" w:w="100"/>
-            </w:tcMar>
-          </w:tcPr>
-          <w:p>
-            <w:r>
-              <w:rPr>
-                <w:rFonts w:ascii="Calibri" w:cs="Calibri" w:eastAsia="Calibri" w:hAnsi="Calibri"/>
-                <w:b w:val="false"/>
-                <w:bCs w:val="false"/>
-                <w:sz w:val="20"/>
-                <w:szCs w:val="20"/>
-              </w:rPr>
-              <w:t xml:space="preserve">Regular</w:t>
-            </w:r>
-          </w:p>
-        </w:tc>
-        <w:tc>
-          <w:tcPr>
-            <w:tcW w:type="dxa" w:w="1504"/>
-            <w:tcBorders>
-              <w:top w:val="single" w:color="CCCCCC" w:sz="1"/>
-              <w:left w:val="single" w:color="CCCCCC" w:sz="1"/>
-              <w:bottom w:val="single" w:color="CCCCCC" w:sz="1"/>
-              <w:right w:val="single" w:color="CCCCCC" w:sz="1"/>
-            </w:tcBorders>
-            <w:tcMar>
-              <w:top w:type="dxa" w:w="60"/>
-              <w:left w:type="dxa" w:w="100"/>
-              <w:bottom w:type="dxa" w:w="60"/>
-              <w:right w:type="dxa" w:w="100"/>
-            </w:tcMar>
-          </w:tcPr>
-          <w:p>
-            <w:r>
-              <w:rPr>
-                <w:rFonts w:ascii="Calibri" w:cs="Calibri" w:eastAsia="Calibri" w:hAnsi="Calibri"/>
-                <w:b w:val="false"/>
-                <w:bCs w:val="false"/>
-                <w:sz w:val="20"/>
-                <w:szCs w:val="20"/>
-              </w:rPr>
-              <w:t xml:space="preserve">Silver</w:t>
-            </w:r>
-          </w:p>
-        </w:tc>
-        <w:tc>
-          <w:tcPr>
-            <w:tcW w:type="dxa" w:w="1504"/>
-            <w:tcBorders>
-              <w:top w:val="single" w:color="CCCCCC" w:sz="1"/>
-              <w:left w:val="single" w:color="CCCCCC" w:sz="1"/>
-              <w:bottom w:val="single" w:color="CCCCCC" w:sz="1"/>
-              <w:right w:val="single" w:color="CCCCCC" w:sz="1"/>
-            </w:tcBorders>
-            <w:tcMar>
-              <w:top w:type="dxa" w:w="60"/>
-              <w:left w:type="dxa" w:w="100"/>
-              <w:bottom w:type="dxa" w:w="60"/>
-              <w:right w:type="dxa" w:w="100"/>
-            </w:tcMar>
-          </w:tcPr>
-          <w:p>
-            <w:r>
-              <w:rPr>
-                <w:rFonts w:ascii="Calibri" w:cs="Calibri" w:eastAsia="Calibri" w:hAnsi="Calibri"/>
-                <w:b w:val="false"/>
-                <w:bCs w:val="false"/>
-                <w:sz w:val="20"/>
-                <w:szCs w:val="20"/>
-              </w:rPr>
-              <w:t xml:space="preserve">Gold</w:t>
-            </w:r>
-          </w:p>
-        </w:tc>
-        <w:tc>
-          <w:tcPr>
-            <w:tcW w:type="dxa" w:w="1504"/>
-            <w:tcBorders>
-              <w:top w:val="single" w:color="CCCCCC" w:sz="1"/>
-              <w:left w:val="single" w:color="CCCCCC" w:sz="1"/>
-              <w:bottom w:val="single" w:color="CCCCCC" w:sz="1"/>
-              <w:right w:val="single" w:color="CCCCCC" w:sz="1"/>
-            </w:tcBorders>
-            <w:tcMar>
-              <w:top w:type="dxa" w:w="60"/>
-              <w:left w:type="dxa" w:w="100"/>
-              <w:bottom w:type="dxa" w:w="60"/>
-              <w:right w:type="dxa" w:w="100"/>
-            </w:tcMar>
-          </w:tcPr>
-          <w:p>
-            <w:r>
-              <w:rPr>
-                <w:rFonts w:ascii="Calibri" w:cs="Calibri" w:eastAsia="Calibri" w:hAnsi="Calibri"/>
-                <w:b w:val="false"/>
-                <w:bCs w:val="false"/>
-                <w:sz w:val="20"/>
-                <w:szCs w:val="20"/>
-              </w:rPr>
-              <w:t xml:space="preserve">Diamond</w:t>
-            </w:r>
-          </w:p>
-        </w:tc>
-        <w:tc>
-          <w:tcPr>
-            <w:tcW w:type="dxa" w:w="1506"/>
-            <w:tcBorders>
-              <w:top w:val="single" w:color="CCCCCC" w:sz="1"/>
-              <w:left w:val="single" w:color="CCCCCC" w:sz="1"/>
-              <w:bottom w:val="single" w:color="CCCCCC" w:sz="1"/>
-              <w:right w:val="single" w:color="CCCCCC" w:sz="1"/>
-            </w:tcBorders>
-            <w:tcMar>
-              <w:top w:type="dxa" w:w="60"/>
-              <w:left w:type="dxa" w:w="100"/>
-              <w:bottom w:type="dxa" w:w="60"/>
-              <w:right w:type="dxa" w:w="100"/>
-            </w:tcMar>
-          </w:tcPr>
-          <w:p>
-            <w:r>
-              <w:rPr>
-                <w:rFonts w:ascii="Calibri" w:cs="Calibri" w:eastAsia="Calibri" w:hAnsi="Calibri"/>
-                <w:b w:val="false"/>
-                <w:bCs w:val="false"/>
-                <w:sz w:val="20"/>
-                <w:szCs w:val="20"/>
-              </w:rPr>
-              <w:t xml:space="preserve">VIP</w:t>
-            </w:r>
-          </w:p>
-        </w:tc>
-      </w:tr>
-      <w:tr>
-        <w:tc>
-          <w:tcPr>
-            <w:tcW w:type="dxa" w:w="1504"/>
-            <w:tcBorders>
-              <w:top w:val="single" w:color="CCCCCC" w:sz="1"/>
-              <w:left w:val="single" w:color="CCCCCC" w:sz="1"/>
-              <w:bottom w:val="single" w:color="CCCCCC" w:sz="1"/>
-              <w:right w:val="single" w:color="CCCCCC" w:sz="1"/>
-            </w:tcBorders>
-            <w:tcMar>
-              <w:top w:type="dxa" w:w="60"/>
-              <w:left w:type="dxa" w:w="100"/>
-              <w:bottom w:type="dxa" w:w="60"/>
-              <w:right w:type="dxa" w:w="100"/>
-            </w:tcMar>
-          </w:tcPr>
-          <w:p>
-            <w:r>
-              <w:rPr>
-                <w:rFonts w:ascii="Calibri" w:cs="Calibri" w:eastAsia="Calibri" w:hAnsi="Calibri"/>
-                <w:b w:val="false"/>
-                <w:bCs w:val="false"/>
-                <w:sz w:val="20"/>
-                <w:szCs w:val="20"/>
-              </w:rPr>
-              <w:t xml:space="preserve">日利</w:t>
-            </w:r>
-          </w:p>
-        </w:tc>
-        <w:tc>
-          <w:tcPr>
-            <w:tcW w:type="dxa" w:w="1504"/>
-            <w:tcBorders>
-              <w:top w:val="single" w:color="CCCCCC" w:sz="1"/>
-              <w:left w:val="single" w:color="CCCCCC" w:sz="1"/>
-              <w:bottom w:val="single" w:color="CCCCCC" w:sz="1"/>
-              <w:right w:val="single" w:color="CCCCCC" w:sz="1"/>
-            </w:tcBorders>
-            <w:tcMar>
-              <w:top w:type="dxa" w:w="60"/>
-              <w:left w:type="dxa" w:w="100"/>
-              <w:bottom w:type="dxa" w:w="60"/>
-              <w:right w:type="dxa" w:w="100"/>
-            </w:tcMar>
-          </w:tcPr>
-          <w:p>
-            <w:r>
-              <w:rPr>
-                <w:rFonts w:ascii="Calibri" w:cs="Calibri" w:eastAsia="Calibri" w:hAnsi="Calibri"/>
-                <w:b w:val="false"/>
-                <w:bCs w:val="false"/>
-                <w:sz w:val="20"/>
-                <w:szCs w:val="20"/>
-              </w:rPr>
-              <w:t xml:space="preserve">0.1%</w:t>
-            </w:r>
-          </w:p>
-        </w:tc>
-        <w:tc>
-          <w:tcPr>
-            <w:tcW w:type="dxa" w:w="1504"/>
-            <w:tcBorders>
-              <w:top w:val="single" w:color="CCCCCC" w:sz="1"/>
-              <w:left w:val="single" w:color="CCCCCC" w:sz="1"/>
-              <w:bottom w:val="single" w:color="CCCCCC" w:sz="1"/>
-              <w:right w:val="single" w:color="CCCCCC" w:sz="1"/>
-            </w:tcBorders>
-            <w:tcMar>
-              <w:top w:type="dxa" w:w="60"/>
-              <w:left w:type="dxa" w:w="100"/>
-              <w:bottom w:type="dxa" w:w="60"/>
-              <w:right w:type="dxa" w:w="100"/>
-            </w:tcMar>
-          </w:tcPr>
-          <w:p>
-            <w:r>
-              <w:rPr>
-                <w:rFonts w:ascii="Calibri" w:cs="Calibri" w:eastAsia="Calibri" w:hAnsi="Calibri"/>
-                <w:b w:val="false"/>
-                <w:bCs w:val="false"/>
-                <w:sz w:val="20"/>
-                <w:szCs w:val="20"/>
-              </w:rPr>
-              <w:t xml:space="preserve">0.2%</w:t>
-            </w:r>
-          </w:p>
-        </w:tc>
-        <w:tc>
-          <w:tcPr>
-            <w:tcW w:type="dxa" w:w="1504"/>
-            <w:tcBorders>
-              <w:top w:val="single" w:color="CCCCCC" w:sz="1"/>
-              <w:left w:val="single" w:color="CCCCCC" w:sz="1"/>
-              <w:bottom w:val="single" w:color="CCCCCC" w:sz="1"/>
-              <w:right w:val="single" w:color="CCCCCC" w:sz="1"/>
-            </w:tcBorders>
-            <w:tcMar>
-              <w:top w:type="dxa" w:w="60"/>
-              <w:left w:type="dxa" w:w="100"/>
-              <w:bottom w:type="dxa" w:w="60"/>
-              <w:right w:type="dxa" w:w="100"/>
-            </w:tcMar>
-          </w:tcPr>
-          <w:p>
-            <w:r>
-              <w:rPr>
-                <w:rFonts w:ascii="Calibri" w:cs="Calibri" w:eastAsia="Calibri" w:hAnsi="Calibri"/>
-                <w:b w:val="false"/>
-                <w:bCs w:val="false"/>
-                <w:sz w:val="20"/>
-                <w:szCs w:val="20"/>
-              </w:rPr>
-              <w:t xml:space="preserve">0.3%</w:t>
-            </w:r>
-          </w:p>
-        </w:tc>
-        <w:tc>
-          <w:tcPr>
-            <w:tcW w:type="dxa" w:w="1504"/>
-            <w:tcBorders>
-              <w:top w:val="single" w:color="CCCCCC" w:sz="1"/>
-              <w:left w:val="single" w:color="CCCCCC" w:sz="1"/>
-              <w:bottom w:val="single" w:color="CCCCCC" w:sz="1"/>
-              <w:right w:val="single" w:color="CCCCCC" w:sz="1"/>
-            </w:tcBorders>
-            <w:tcMar>
-              <w:top w:type="dxa" w:w="60"/>
-              <w:left w:type="dxa" w:w="100"/>
-              <w:bottom w:type="dxa" w:w="60"/>
-              <w:right w:type="dxa" w:w="100"/>
-            </w:tcMar>
-          </w:tcPr>
-          <w:p>
-            <w:r>
-              <w:rPr>
-                <w:rFonts w:ascii="Calibri" w:cs="Calibri" w:eastAsia="Calibri" w:hAnsi="Calibri"/>
-                <w:b w:val="false"/>
-                <w:bCs w:val="false"/>
-                <w:sz w:val="20"/>
-                <w:szCs w:val="20"/>
-              </w:rPr>
-              <w:t xml:space="preserve">0.4%</w:t>
-            </w:r>
-          </w:p>
-        </w:tc>
-        <w:tc>
-          <w:tcPr>
-            <w:tcW w:type="dxa" w:w="1506"/>
-            <w:tcBorders>
-              <w:top w:val="single" w:color="CCCCCC" w:sz="1"/>
-              <w:left w:val="single" w:color="CCCCCC" w:sz="1"/>
-              <w:bottom w:val="single" w:color="CCCCCC" w:sz="1"/>
-              <w:right w:val="single" w:color="CCCCCC" w:sz="1"/>
-            </w:tcBorders>
-            <w:tcMar>
-              <w:top w:type="dxa" w:w="60"/>
-              <w:left w:type="dxa" w:w="100"/>
-              <w:bottom w:type="dxa" w:w="60"/>
-              <w:right w:type="dxa" w:w="100"/>
-            </w:tcMar>
-          </w:tcPr>
-          <w:p>
-            <w:r>
-              <w:rPr>
-                <w:rFonts w:ascii="Calibri" w:cs="Calibri" w:eastAsia="Calibri" w:hAnsi="Calibri"/>
-                <w:b w:val="false"/>
-                <w:bCs w:val="false"/>
-                <w:sz w:val="20"/>
-                <w:szCs w:val="20"/>
-              </w:rPr>
-              <w:t xml:space="preserve">0.5%</w:t>
-            </w:r>
-          </w:p>
-        </w:tc>
-      </w:tr>
-      <w:tr>
-        <w:tc>
-          <w:tcPr>
-            <w:tcW w:type="dxa" w:w="1504"/>
-            <w:tcBorders>
-              <w:top w:val="single" w:color="CCCCCC" w:sz="1"/>
-              <w:left w:val="single" w:color="CCCCCC" w:sz="1"/>
-              <w:bottom w:val="single" w:color="CCCCCC" w:sz="1"/>
-              <w:right w:val="single" w:color="CCCCCC" w:sz="1"/>
-            </w:tcBorders>
-            <w:tcMar>
-              <w:top w:type="dxa" w:w="60"/>
-              <w:left w:type="dxa" w:w="100"/>
-              <w:bottom w:type="dxa" w:w="60"/>
-              <w:right w:type="dxa" w:w="100"/>
-            </w:tcMar>
-          </w:tcPr>
-          <w:p>
-            <w:r>
-              <w:rPr>
-                <w:rFonts w:ascii="Calibri" w:cs="Calibri" w:eastAsia="Calibri" w:hAnsi="Calibri"/>
-                <w:b w:val="false"/>
-                <w:bCs w:val="false"/>
-                <w:sz w:val="20"/>
-                <w:szCs w:val="20"/>
-              </w:rPr>
-              <w:t xml:space="preserve">日次配当</w:t>
-            </w:r>
-          </w:p>
-        </w:tc>
-        <w:tc>
-          <w:tcPr>
-            <w:tcW w:type="dxa" w:w="1504"/>
-            <w:tcBorders>
-              <w:top w:val="single" w:color="CCCCCC" w:sz="1"/>
-              <w:left w:val="single" w:color="CCCCCC" w:sz="1"/>
-              <w:bottom w:val="single" w:color="CCCCCC" w:sz="1"/>
-              <w:right w:val="single" w:color="CCCCCC" w:sz="1"/>
-            </w:tcBorders>
-            <w:tcMar>
-              <w:top w:type="dxa" w:w="60"/>
-              <w:left w:type="dxa" w:w="100"/>
-              <w:bottom w:type="dxa" w:w="60"/>
-              <w:right w:type="dxa" w:w="100"/>
-            </w:tcMar>
-          </w:tcPr>
-          <w:p>
-            <w:r>
-              <w:rPr>
-                <w:rFonts w:ascii="Calibri" w:cs="Calibri" w:eastAsia="Calibri" w:hAnsi="Calibri"/>
-                <w:b w:val="false"/>
-                <w:bCs w:val="false"/>
-                <w:sz w:val="20"/>
-                <w:szCs w:val="20"/>
-              </w:rPr>
-              <w:t xml:space="preserve">5,000</w:t>
-            </w:r>
-          </w:p>
-        </w:tc>
-        <w:tc>
-          <w:tcPr>
-            <w:tcW w:type="dxa" w:w="1504"/>
-            <w:tcBorders>
-              <w:top w:val="single" w:color="CCCCCC" w:sz="1"/>
-              <w:left w:val="single" w:color="CCCCCC" w:sz="1"/>
-              <w:bottom w:val="single" w:color="CCCCCC" w:sz="1"/>
-              <w:right w:val="single" w:color="CCCCCC" w:sz="1"/>
-            </w:tcBorders>
-            <w:tcMar>
-              <w:top w:type="dxa" w:w="60"/>
-              <w:left w:type="dxa" w:w="100"/>
-              <w:bottom w:type="dxa" w:w="60"/>
-              <w:right w:type="dxa" w:w="100"/>
-            </w:tcMar>
-          </w:tcPr>
-          <w:p>
-            <w:r>
-              <w:rPr>
-                <w:rFonts w:ascii="Calibri" w:cs="Calibri" w:eastAsia="Calibri" w:hAnsi="Calibri"/>
-                <w:b w:val="false"/>
-                <w:bCs w:val="false"/>
-                <w:sz w:val="20"/>
-                <w:szCs w:val="20"/>
-              </w:rPr>
-              <w:t xml:space="preserve">30,000</w:t>
-            </w:r>
-          </w:p>
-        </w:tc>
-        <w:tc>
-          <w:tcPr>
-            <w:tcW w:type="dxa" w:w="1504"/>
-            <w:tcBorders>
-              <w:top w:val="single" w:color="CCCCCC" w:sz="1"/>
-              <w:left w:val="single" w:color="CCCCCC" w:sz="1"/>
-              <w:bottom w:val="single" w:color="CCCCCC" w:sz="1"/>
-              <w:right w:val="single" w:color="CCCCCC" w:sz="1"/>
-            </w:tcBorders>
-            <w:tcMar>
-              <w:top w:type="dxa" w:w="60"/>
-              <w:left w:type="dxa" w:w="100"/>
-              <w:bottom w:type="dxa" w:w="60"/>
-              <w:right w:type="dxa" w:w="100"/>
-            </w:tcMar>
-          </w:tcPr>
-          <w:p>
-            <w:r>
-              <w:rPr>
-                <w:rFonts w:ascii="Calibri" w:cs="Calibri" w:eastAsia="Calibri" w:hAnsi="Calibri"/>
-                <w:b w:val="false"/>
-                <w:bCs w:val="false"/>
-                <w:sz w:val="20"/>
-                <w:szCs w:val="20"/>
-              </w:rPr>
-              <w:t xml:space="preserve">75,000</w:t>
-            </w:r>
-          </w:p>
-        </w:tc>
-        <w:tc>
-          <w:tcPr>
-            <w:tcW w:type="dxa" w:w="1504"/>
-            <w:tcBorders>
-              <w:top w:val="single" w:color="CCCCCC" w:sz="1"/>
-              <w:left w:val="single" w:color="CCCCCC" w:sz="1"/>
-              <w:bottom w:val="single" w:color="CCCCCC" w:sz="1"/>
-              <w:right w:val="single" w:color="CCCCCC" w:sz="1"/>
-            </w:tcBorders>
-            <w:tcMar>
-              <w:top w:type="dxa" w:w="60"/>
-              <w:left w:type="dxa" w:w="100"/>
-              <w:bottom w:type="dxa" w:w="60"/>
-              <w:right w:type="dxa" w:w="100"/>
-            </w:tcMar>
-          </w:tcPr>
-          <w:p>
-            <w:r>
-              <w:rPr>
-                <w:rFonts w:ascii="Calibri" w:cs="Calibri" w:eastAsia="Calibri" w:hAnsi="Calibri"/>
-                <w:b w:val="false"/>
-                <w:bCs w:val="false"/>
-                <w:sz w:val="20"/>
-                <w:szCs w:val="20"/>
-              </w:rPr>
-              <w:t xml:space="preserve">140,000</w:t>
-            </w:r>
-          </w:p>
-        </w:tc>
-        <w:tc>
-          <w:tcPr>
-            <w:tcW w:type="dxa" w:w="1506"/>
-            <w:tcBorders>
-              <w:top w:val="single" w:color="CCCCCC" w:sz="1"/>
-              <w:left w:val="single" w:color="CCCCCC" w:sz="1"/>
-              <w:bottom w:val="single" w:color="CCCCCC" w:sz="1"/>
-              <w:right w:val="single" w:color="CCCCCC" w:sz="1"/>
-            </w:tcBorders>
-            <w:tcMar>
-              <w:top w:type="dxa" w:w="60"/>
-              <w:left w:type="dxa" w:w="100"/>
-              <w:bottom w:type="dxa" w:w="60"/>
-              <w:right w:type="dxa" w:w="100"/>
-            </w:tcMar>
-          </w:tcPr>
-          <w:p>
-            <w:r>
-              <w:rPr>
-                <w:rFonts w:ascii="Calibri" w:cs="Calibri" w:eastAsia="Calibri" w:hAnsi="Calibri"/>
-                <w:b w:val="false"/>
-                <w:bCs w:val="false"/>
-                <w:sz w:val="20"/>
-                <w:szCs w:val="20"/>
-              </w:rPr>
-              <w:t xml:space="preserve">250,000</w:t>
-            </w:r>
-          </w:p>
-        </w:tc>
-      </w:tr>
-      <w:tr>
-        <w:tc>
-          <w:tcPr>
-            <w:tcW w:type="dxa" w:w="1504"/>
-            <w:tcBorders>
-              <w:top w:val="single" w:color="CCCCCC" w:sz="1"/>
-              <w:left w:val="single" w:color="CCCCCC" w:sz="1"/>
-              <w:bottom w:val="single" w:color="CCCCCC" w:sz="1"/>
-              <w:right w:val="single" w:color="CCCCCC" w:sz="1"/>
-            </w:tcBorders>
-            <w:tcMar>
-              <w:top w:type="dxa" w:w="60"/>
-              <w:left w:type="dxa" w:w="100"/>
-              <w:bottom w:type="dxa" w:w="60"/>
-              <w:right w:type="dxa" w:w="100"/>
-            </w:tcMar>
-          </w:tcPr>
-          <w:p>
-            <w:r>
-              <w:rPr>
-                <w:rFonts w:ascii="Calibri" w:cs="Calibri" w:eastAsia="Calibri" w:hAnsi="Calibri"/>
-                <w:b w:val="false"/>
-                <w:bCs w:val="false"/>
-                <w:sz w:val="20"/>
-                <w:szCs w:val="20"/>
-              </w:rPr>
-              <w:t xml:space="preserve">30日間合計</w:t>
-            </w:r>
-          </w:p>
-        </w:tc>
-        <w:tc>
-          <w:tcPr>
-            <w:tcW w:type="dxa" w:w="1504"/>
-            <w:tcBorders>
-              <w:top w:val="single" w:color="CCCCCC" w:sz="1"/>
-              <w:left w:val="single" w:color="CCCCCC" w:sz="1"/>
-              <w:bottom w:val="single" w:color="CCCCCC" w:sz="1"/>
-              <w:right w:val="single" w:color="CCCCCC" w:sz="1"/>
-            </w:tcBorders>
-            <w:tcMar>
-              <w:top w:type="dxa" w:w="60"/>
-              <w:left w:type="dxa" w:w="100"/>
-              <w:bottom w:type="dxa" w:w="60"/>
-              <w:right w:type="dxa" w:w="100"/>
-            </w:tcMar>
-          </w:tcPr>
-          <w:p>
-            <w:r>
-              <w:rPr>
-                <w:rFonts w:ascii="Calibri" w:cs="Calibri" w:eastAsia="Calibri" w:hAnsi="Calibri"/>
-                <w:b w:val="false"/>
-                <w:bCs w:val="false"/>
-                <w:sz w:val="20"/>
-                <w:szCs w:val="20"/>
-              </w:rPr>
-              <w:t xml:space="preserve">150,000</w:t>
-            </w:r>
-          </w:p>
-        </w:tc>
-        <w:tc>
-          <w:tcPr>
-            <w:tcW w:type="dxa" w:w="1504"/>
-            <w:tcBorders>
-              <w:top w:val="single" w:color="CCCCCC" w:sz="1"/>
-              <w:left w:val="single" w:color="CCCCCC" w:sz="1"/>
-              <w:bottom w:val="single" w:color="CCCCCC" w:sz="1"/>
-              <w:right w:val="single" w:color="CCCCCC" w:sz="1"/>
-            </w:tcBorders>
-            <w:tcMar>
-              <w:top w:type="dxa" w:w="60"/>
-              <w:left w:type="dxa" w:w="100"/>
-              <w:bottom w:type="dxa" w:w="60"/>
-              <w:right w:type="dxa" w:w="100"/>
-            </w:tcMar>
-          </w:tcPr>
-          <w:p>
-            <w:r>
-              <w:rPr>
-                <w:rFonts w:ascii="Calibri" w:cs="Calibri" w:eastAsia="Calibri" w:hAnsi="Calibri"/>
-                <w:b w:val="false"/>
-                <w:bCs w:val="false"/>
-                <w:sz w:val="20"/>
-                <w:szCs w:val="20"/>
-              </w:rPr>
-              <w:t xml:space="preserve">900,000</w:t>
-            </w:r>
-          </w:p>
-        </w:tc>
-        <w:tc>
-          <w:tcPr>
-            <w:tcW w:type="dxa" w:w="1504"/>
-            <w:tcBorders>
-              <w:top w:val="single" w:color="CCCCCC" w:sz="1"/>
-              <w:left w:val="single" w:color="CCCCCC" w:sz="1"/>
-              <w:bottom w:val="single" w:color="CCCCCC" w:sz="1"/>
-              <w:right w:val="single" w:color="CCCCCC" w:sz="1"/>
-            </w:tcBorders>
-            <w:tcMar>
-              <w:top w:type="dxa" w:w="60"/>
-              <w:left w:type="dxa" w:w="100"/>
-              <w:bottom w:type="dxa" w:w="60"/>
-              <w:right w:type="dxa" w:w="100"/>
-            </w:tcMar>
-          </w:tcPr>
-          <w:p>
-            <w:r>
-              <w:rPr>
-                <w:rFonts w:ascii="Calibri" w:cs="Calibri" w:eastAsia="Calibri" w:hAnsi="Calibri"/>
-                <w:b w:val="false"/>
-                <w:bCs w:val="false"/>
-                <w:sz w:val="20"/>
-                <w:szCs w:val="20"/>
-              </w:rPr>
-              <w:t xml:space="preserve">2,250,000</w:t>
-            </w:r>
-          </w:p>
-        </w:tc>
-        <w:tc>
-          <w:tcPr>
-            <w:tcW w:type="dxa" w:w="1504"/>
-            <w:tcBorders>
-              <w:top w:val="single" w:color="CCCCCC" w:sz="1"/>
-              <w:left w:val="single" w:color="CCCCCC" w:sz="1"/>
-              <w:bottom w:val="single" w:color="CCCCCC" w:sz="1"/>
-              <w:right w:val="single" w:color="CCCCCC" w:sz="1"/>
-            </w:tcBorders>
-            <w:tcMar>
-              <w:top w:type="dxa" w:w="60"/>
-              <w:left w:type="dxa" w:w="100"/>
-              <w:bottom w:type="dxa" w:w="60"/>
-              <w:right w:type="dxa" w:w="100"/>
-            </w:tcMar>
-          </w:tcPr>
-          <w:p>
-            <w:r>
-              <w:rPr>
-                <w:rFonts w:ascii="Calibri" w:cs="Calibri" w:eastAsia="Calibri" w:hAnsi="Calibri"/>
-                <w:b w:val="false"/>
-                <w:bCs w:val="false"/>
-                <w:sz w:val="20"/>
-                <w:szCs w:val="20"/>
-              </w:rPr>
-              <w:t xml:space="preserve">4,200,000</w:t>
-            </w:r>
-          </w:p>
-        </w:tc>
-        <w:tc>
-          <w:tcPr>
-            <w:tcW w:type="dxa" w:w="1506"/>
-            <w:tcBorders>
-              <w:top w:val="single" w:color="CCCCCC" w:sz="1"/>
-              <w:left w:val="single" w:color="CCCCCC" w:sz="1"/>
-              <w:bottom w:val="single" w:color="CCCCCC" w:sz="1"/>
-              <w:right w:val="single" w:color="CCCCCC" w:sz="1"/>
-            </w:tcBorders>
-            <w:tcMar>
-              <w:top w:type="dxa" w:w="60"/>
-              <w:left w:type="dxa" w:w="100"/>
-              <w:bottom w:type="dxa" w:w="60"/>
-              <w:right w:type="dxa" w:w="100"/>
-            </w:tcMar>
-          </w:tcPr>
-          <w:p>
-            <w:r>
-              <w:rPr>
-                <w:rFonts w:ascii="Calibri" w:cs="Calibri" w:eastAsia="Calibri" w:hAnsi="Calibri"/>
-                <w:b w:val="false"/>
-                <w:bCs w:val="false"/>
-                <w:sz w:val="20"/>
-                <w:szCs w:val="20"/>
-              </w:rPr>
-              <w:t xml:space="preserve">7,500,000</w:t>
-            </w:r>
-          </w:p>
-        </w:tc>
-      </w:tr>
-      <w:tr>
-        <w:tc>
-          <w:tcPr>
-            <w:tcW w:type="dxa" w:w="1504"/>
-            <w:tcBorders>
-              <w:top w:val="single" w:color="CCCCCC" w:sz="1"/>
-              <w:left w:val="single" w:color="CCCCCC" w:sz="1"/>
-              <w:bottom w:val="single" w:color="CCCCCC" w:sz="1"/>
-              <w:right w:val="single" w:color="CCCCCC" w:sz="1"/>
-            </w:tcBorders>
-            <w:tcMar>
-              <w:top w:type="dxa" w:w="60"/>
-              <w:left w:type="dxa" w:w="100"/>
-              <w:bottom w:type="dxa" w:w="60"/>
-              <w:right w:type="dxa" w:w="100"/>
-            </w:tcMar>
-          </w:tcPr>
-          <w:p>
-            <w:r>
-              <w:rPr>
-                <w:rFonts w:ascii="Calibri" w:cs="Calibri" w:eastAsia="Calibri" w:hAnsi="Calibri"/>
-                <w:b w:val="false"/>
-                <w:bCs w:val="false"/>
-                <w:sz w:val="20"/>
-                <w:szCs w:val="20"/>
-              </w:rPr>
-              <w:t xml:space="preserve">90日間合計</w:t>
-            </w:r>
-          </w:p>
-        </w:tc>
-        <w:tc>
-          <w:tcPr>
-            <w:tcW w:type="dxa" w:w="1504"/>
-            <w:tcBorders>
-              <w:top w:val="single" w:color="CCCCCC" w:sz="1"/>
-              <w:left w:val="single" w:color="CCCCCC" w:sz="1"/>
-              <w:bottom w:val="single" w:color="CCCCCC" w:sz="1"/>
-              <w:right w:val="single" w:color="CCCCCC" w:sz="1"/>
-            </w:tcBorders>
-            <w:tcMar>
-              <w:top w:type="dxa" w:w="60"/>
-              <w:left w:type="dxa" w:w="100"/>
-              <w:bottom w:type="dxa" w:w="60"/>
-              <w:right w:type="dxa" w:w="100"/>
-            </w:tcMar>
-          </w:tcPr>
-          <w:p>
-            <w:r>
-              <w:rPr>
-                <w:rFonts w:ascii="Calibri" w:cs="Calibri" w:eastAsia="Calibri" w:hAnsi="Calibri"/>
-                <w:b w:val="false"/>
-                <w:bCs w:val="false"/>
-                <w:sz w:val="20"/>
-                <w:szCs w:val="20"/>
-              </w:rPr>
-              <w:t xml:space="preserve">450,000</w:t>
-            </w:r>
-          </w:p>
-        </w:tc>
-        <w:tc>
-          <w:tcPr>
-            <w:tcW w:type="dxa" w:w="1504"/>
-            <w:tcBorders>
-              <w:top w:val="single" w:color="CCCCCC" w:sz="1"/>
-              <w:left w:val="single" w:color="CCCCCC" w:sz="1"/>
-              <w:bottom w:val="single" w:color="CCCCCC" w:sz="1"/>
-              <w:right w:val="single" w:color="CCCCCC" w:sz="1"/>
-            </w:tcBorders>
-            <w:tcMar>
-              <w:top w:type="dxa" w:w="60"/>
-              <w:left w:type="dxa" w:w="100"/>
-              <w:bottom w:type="dxa" w:w="60"/>
-              <w:right w:type="dxa" w:w="100"/>
-            </w:tcMar>
-          </w:tcPr>
-          <w:p>
-            <w:r>
-              <w:rPr>
-                <w:rFonts w:ascii="Calibri" w:cs="Calibri" w:eastAsia="Calibri" w:hAnsi="Calibri"/>
-                <w:b w:val="false"/>
-                <w:bCs w:val="false"/>
-                <w:sz w:val="20"/>
-                <w:szCs w:val="20"/>
-              </w:rPr>
-              <w:t xml:space="preserve">2,700,000</w:t>
-            </w:r>
-          </w:p>
-        </w:tc>
-        <w:tc>
-          <w:tcPr>
-            <w:tcW w:type="dxa" w:w="1504"/>
-            <w:tcBorders>
-              <w:top w:val="single" w:color="CCCCCC" w:sz="1"/>
-              <w:left w:val="single" w:color="CCCCCC" w:sz="1"/>
-              <w:bottom w:val="single" w:color="CCCCCC" w:sz="1"/>
-              <w:right w:val="single" w:color="CCCCCC" w:sz="1"/>
-            </w:tcBorders>
-            <w:tcMar>
-              <w:top w:type="dxa" w:w="60"/>
-              <w:left w:type="dxa" w:w="100"/>
-              <w:bottom w:type="dxa" w:w="60"/>
-              <w:right w:type="dxa" w:w="100"/>
-            </w:tcMar>
-          </w:tcPr>
-          <w:p>
-            <w:r>
-              <w:rPr>
-                <w:rFonts w:ascii="Calibri" w:cs="Calibri" w:eastAsia="Calibri" w:hAnsi="Calibri"/>
-                <w:b w:val="false"/>
-                <w:bCs w:val="false"/>
-                <w:sz w:val="20"/>
-                <w:szCs w:val="20"/>
-              </w:rPr>
-              <w:t xml:space="preserve">6,750,000</w:t>
-            </w:r>
-          </w:p>
-        </w:tc>
-        <w:tc>
-          <w:tcPr>
-            <w:tcW w:type="dxa" w:w="1504"/>
-            <w:tcBorders>
-              <w:top w:val="single" w:color="CCCCCC" w:sz="1"/>
-              <w:left w:val="single" w:color="CCCCCC" w:sz="1"/>
-              <w:bottom w:val="single" w:color="CCCCCC" w:sz="1"/>
-              <w:right w:val="single" w:color="CCCCCC" w:sz="1"/>
-            </w:tcBorders>
-            <w:tcMar>
-              <w:top w:type="dxa" w:w="60"/>
-              <w:left w:type="dxa" w:w="100"/>
-              <w:bottom w:type="dxa" w:w="60"/>
-              <w:right w:type="dxa" w:w="100"/>
-            </w:tcMar>
-          </w:tcPr>
-          <w:p>
-            <w:r>
-              <w:rPr>
-                <w:rFonts w:ascii="Calibri" w:cs="Calibri" w:eastAsia="Calibri" w:hAnsi="Calibri"/>
-                <w:b w:val="false"/>
-                <w:bCs w:val="false"/>
-                <w:sz w:val="20"/>
-                <w:szCs w:val="20"/>
-              </w:rPr>
-              <w:t xml:space="preserve">12,600,000</w:t>
-            </w:r>
-          </w:p>
-        </w:tc>
-        <w:tc>
-          <w:tcPr>
-            <w:tcW w:type="dxa" w:w="1506"/>
-            <w:tcBorders>
-              <w:top w:val="single" w:color="CCCCCC" w:sz="1"/>
-              <w:left w:val="single" w:color="CCCCCC" w:sz="1"/>
-              <w:bottom w:val="single" w:color="CCCCCC" w:sz="1"/>
-              <w:right w:val="single" w:color="CCCCCC" w:sz="1"/>
-            </w:tcBorders>
-            <w:tcMar>
-              <w:top w:type="dxa" w:w="60"/>
-              <w:left w:type="dxa" w:w="100"/>
-              <w:bottom w:type="dxa" w:w="60"/>
-              <w:right w:type="dxa" w:w="100"/>
-            </w:tcMar>
-          </w:tcPr>
-          <w:p>
-            <w:r>
-              <w:rPr>
-                <w:rFonts w:ascii="Calibri" w:cs="Calibri" w:eastAsia="Calibri" w:hAnsi="Calibri"/>
-                <w:b w:val="false"/>
-                <w:bCs w:val="false"/>
-                <w:sz w:val="20"/>
-                <w:szCs w:val="20"/>
-              </w:rPr>
-              <w:t xml:space="preserve">22,500,000</w:t>
-            </w:r>
-          </w:p>
-        </w:tc>
-      </w:tr>
-      <w:tr>
-        <w:tc>
-          <w:tcPr>
-            <w:tcW w:type="dxa" w:w="1504"/>
-            <w:tcBorders>
-              <w:top w:val="single" w:color="CCCCCC" w:sz="1"/>
-              <w:left w:val="single" w:color="CCCCCC" w:sz="1"/>
-              <w:bottom w:val="single" w:color="CCCCCC" w:sz="1"/>
-              <w:right w:val="single" w:color="CCCCCC" w:sz="1"/>
-            </w:tcBorders>
-            <w:tcMar>
-              <w:top w:type="dxa" w:w="60"/>
-              <w:left w:type="dxa" w:w="100"/>
-              <w:bottom w:type="dxa" w:w="60"/>
-              <w:right w:type="dxa" w:w="100"/>
-            </w:tcMar>
-          </w:tcPr>
-          <w:p>
-            <w:r>
-              <w:rPr>
-                <w:rFonts w:ascii="Calibri" w:cs="Calibri" w:eastAsia="Calibri" w:hAnsi="Calibri"/>
-                <w:b w:val="false"/>
-                <w:bCs w:val="false"/>
-                <w:sz w:val="20"/>
-                <w:szCs w:val="20"/>
-              </w:rPr>
-              <w:t xml:space="preserve">180日間合計</w:t>
-            </w:r>
-          </w:p>
-        </w:tc>
-        <w:tc>
-          <w:tcPr>
-            <w:tcW w:type="dxa" w:w="1504"/>
-            <w:tcBorders>
-              <w:top w:val="single" w:color="CCCCCC" w:sz="1"/>
-              <w:left w:val="single" w:color="CCCCCC" w:sz="1"/>
-              <w:bottom w:val="single" w:color="CCCCCC" w:sz="1"/>
-              <w:right w:val="single" w:color="CCCCCC" w:sz="1"/>
-            </w:tcBorders>
-            <w:tcMar>
-              <w:top w:type="dxa" w:w="60"/>
-              <w:left w:type="dxa" w:w="100"/>
-              <w:bottom w:type="dxa" w:w="60"/>
-              <w:right w:type="dxa" w:w="100"/>
-            </w:tcMar>
-          </w:tcPr>
-          <w:p>
-            <w:r>
-              <w:rPr>
-                <w:rFonts w:ascii="Calibri" w:cs="Calibri" w:eastAsia="Calibri" w:hAnsi="Calibri"/>
-                <w:b w:val="false"/>
-                <w:bCs w:val="false"/>
-                <w:sz w:val="20"/>
-                <w:szCs w:val="20"/>
-              </w:rPr>
-              <w:t xml:space="preserve">900,000</w:t>
-            </w:r>
-          </w:p>
-        </w:tc>
-        <w:tc>
-          <w:tcPr>
-            <w:tcW w:type="dxa" w:w="1504"/>
-            <w:tcBorders>
-              <w:top w:val="single" w:color="CCCCCC" w:sz="1"/>
-              <w:left w:val="single" w:color="CCCCCC" w:sz="1"/>
-              <w:bottom w:val="single" w:color="CCCCCC" w:sz="1"/>
-              <w:right w:val="single" w:color="CCCCCC" w:sz="1"/>
-            </w:tcBorders>
-            <w:tcMar>
-              <w:top w:type="dxa" w:w="60"/>
-              <w:left w:type="dxa" w:w="100"/>
-              <w:bottom w:type="dxa" w:w="60"/>
-              <w:right w:type="dxa" w:w="100"/>
-            </w:tcMar>
-          </w:tcPr>
-          <w:p>
-            <w:r>
-              <w:rPr>
-                <w:rFonts w:ascii="Calibri" w:cs="Calibri" w:eastAsia="Calibri" w:hAnsi="Calibri"/>
-                <w:b w:val="false"/>
-                <w:bCs w:val="false"/>
-                <w:sz w:val="20"/>
-                <w:szCs w:val="20"/>
-              </w:rPr>
-              <w:t xml:space="preserve">5,400,000</w:t>
-            </w:r>
-          </w:p>
-        </w:tc>
-        <w:tc>
-          <w:tcPr>
-            <w:tcW w:type="dxa" w:w="1504"/>
-            <w:tcBorders>
-              <w:top w:val="single" w:color="CCCCCC" w:sz="1"/>
-              <w:left w:val="single" w:color="CCCCCC" w:sz="1"/>
-              <w:bottom w:val="single" w:color="CCCCCC" w:sz="1"/>
-              <w:right w:val="single" w:color="CCCCCC" w:sz="1"/>
-            </w:tcBorders>
-            <w:tcMar>
-              <w:top w:type="dxa" w:w="60"/>
-              <w:left w:type="dxa" w:w="100"/>
-              <w:bottom w:type="dxa" w:w="60"/>
-              <w:right w:type="dxa" w:w="100"/>
-            </w:tcMar>
-          </w:tcPr>
-          <w:p>
-            <w:r>
-              <w:rPr>
-                <w:rFonts w:ascii="Calibri" w:cs="Calibri" w:eastAsia="Calibri" w:hAnsi="Calibri"/>
-                <w:b w:val="false"/>
-                <w:bCs w:val="false"/>
-                <w:sz w:val="20"/>
-                <w:szCs w:val="20"/>
-              </w:rPr>
-              <w:t xml:space="preserve">13,500,000</w:t>
-            </w:r>
-          </w:p>
-        </w:tc>
-        <w:tc>
-          <w:tcPr>
-            <w:tcW w:type="dxa" w:w="1504"/>
-            <w:tcBorders>
-              <w:top w:val="single" w:color="CCCCCC" w:sz="1"/>
-              <w:left w:val="single" w:color="CCCCCC" w:sz="1"/>
-              <w:bottom w:val="single" w:color="CCCCCC" w:sz="1"/>
-              <w:right w:val="single" w:color="CCCCCC" w:sz="1"/>
-            </w:tcBorders>
-            <w:tcMar>
-              <w:top w:type="dxa" w:w="60"/>
-              <w:left w:type="dxa" w:w="100"/>
-              <w:bottom w:type="dxa" w:w="60"/>
-              <w:right w:type="dxa" w:w="100"/>
-            </w:tcMar>
-          </w:tcPr>
-          <w:p>
-            <w:r>
-              <w:rPr>
-                <w:rFonts w:ascii="Calibri" w:cs="Calibri" w:eastAsia="Calibri" w:hAnsi="Calibri"/>
-                <w:b w:val="false"/>
-                <w:bCs w:val="false"/>
-                <w:sz w:val="20"/>
-                <w:szCs w:val="20"/>
-              </w:rPr>
-              <w:t xml:space="preserve">25,200,000</w:t>
-            </w:r>
-          </w:p>
-        </w:tc>
-        <w:tc>
-          <w:tcPr>
-            <w:tcW w:type="dxa" w:w="1506"/>
-            <w:tcBorders>
-              <w:top w:val="single" w:color="CCCCCC" w:sz="1"/>
-              <w:left w:val="single" w:color="CCCCCC" w:sz="1"/>
-              <w:bottom w:val="single" w:color="CCCCCC" w:sz="1"/>
-              <w:right w:val="single" w:color="CCCCCC" w:sz="1"/>
-            </w:tcBorders>
-            <w:tcMar>
-              <w:top w:type="dxa" w:w="60"/>
-              <w:left w:type="dxa" w:w="100"/>
-              <w:bottom w:type="dxa" w:w="60"/>
-              <w:right w:type="dxa" w:w="100"/>
-            </w:tcMar>
-          </w:tcPr>
-          <w:p>
-            <w:r>
-              <w:rPr>
-                <w:rFonts w:ascii="Calibri" w:cs="Calibri" w:eastAsia="Calibri" w:hAnsi="Calibri"/>
-                <w:b w:val="false"/>
-                <w:bCs w:val="false"/>
-                <w:sz w:val="20"/>
-                <w:szCs w:val="20"/>
-              </w:rPr>
-              <w:t xml:space="preserve">45,000,000</w:t>
-            </w:r>
-          </w:p>
-        </w:tc>
-      </w:tr>
-      <w:tr>
-        <w:tc>
-          <w:tcPr>
-            <w:tcW w:type="dxa" w:w="1504"/>
-            <w:tcBorders>
-              <w:top w:val="single" w:color="CCCCCC" w:sz="1"/>
-              <w:left w:val="single" w:color="CCCCCC" w:sz="1"/>
-              <w:bottom w:val="single" w:color="CCCCCC" w:sz="1"/>
-              <w:right w:val="single" w:color="CCCCCC" w:sz="1"/>
-            </w:tcBorders>
-            <w:tcMar>
-              <w:top w:type="dxa" w:w="60"/>
-              <w:left w:type="dxa" w:w="100"/>
-              <w:bottom w:type="dxa" w:w="60"/>
-              <w:right w:type="dxa" w:w="100"/>
-            </w:tcMar>
-          </w:tcPr>
-          <w:p>
-            <w:r>
-              <w:rPr>
-                <w:rFonts w:ascii="Calibri" w:cs="Calibri" w:eastAsia="Calibri" w:hAnsi="Calibri"/>
-                <w:b w:val="false"/>
-                <w:bCs w:val="false"/>
-                <w:sz w:val="20"/>
-                <w:szCs w:val="20"/>
-              </w:rPr>
-              <w:t xml:space="preserve">上場時価値（¥10時）</w:t>
-            </w:r>
-          </w:p>
-        </w:tc>
-        <w:tc>
-          <w:tcPr>
-            <w:tcW w:type="dxa" w:w="1504"/>
-            <w:tcBorders>
-              <w:top w:val="single" w:color="CCCCCC" w:sz="1"/>
-              <w:left w:val="single" w:color="CCCCCC" w:sz="1"/>
-              <w:bottom w:val="single" w:color="CCCCCC" w:sz="1"/>
-              <w:right w:val="single" w:color="CCCCCC" w:sz="1"/>
-            </w:tcBorders>
-            <w:tcMar>
-              <w:top w:type="dxa" w:w="60"/>
-              <w:left w:type="dxa" w:w="100"/>
-              <w:bottom w:type="dxa" w:w="60"/>
-              <w:right w:type="dxa" w:w="100"/>
-            </w:tcMar>
-          </w:tcPr>
-          <w:p>
-            <w:r>
-              <w:rPr>
-                <w:rFonts w:ascii="Calibri" w:cs="Calibri" w:eastAsia="Calibri" w:hAnsi="Calibri"/>
-                <w:b w:val="false"/>
-                <w:bCs w:val="false"/>
-                <w:sz w:val="20"/>
-                <w:szCs w:val="20"/>
-              </w:rPr>
-              <w:t xml:space="preserve">50,000,000</w:t>
-            </w:r>
-          </w:p>
-        </w:tc>
-        <w:tc>
-          <w:tcPr>
-            <w:tcW w:type="dxa" w:w="1504"/>
-            <w:tcBorders>
-              <w:top w:val="single" w:color="CCCCCC" w:sz="1"/>
-              <w:left w:val="single" w:color="CCCCCC" w:sz="1"/>
-              <w:bottom w:val="single" w:color="CCCCCC" w:sz="1"/>
-              <w:right w:val="single" w:color="CCCCCC" w:sz="1"/>
-            </w:tcBorders>
-            <w:tcMar>
-              <w:top w:type="dxa" w:w="60"/>
-              <w:left w:type="dxa" w:w="100"/>
-              <w:bottom w:type="dxa" w:w="60"/>
-              <w:right w:type="dxa" w:w="100"/>
-            </w:tcMar>
-          </w:tcPr>
-          <w:p>
-            <w:r>
-              <w:rPr>
-                <w:rFonts w:ascii="Calibri" w:cs="Calibri" w:eastAsia="Calibri" w:hAnsi="Calibri"/>
-                <w:b w:val="false"/>
-                <w:bCs w:val="false"/>
-                <w:sz w:val="20"/>
-                <w:szCs w:val="20"/>
-              </w:rPr>
-              <w:t xml:space="preserve">150,000,000</w:t>
-            </w:r>
-          </w:p>
-        </w:tc>
-        <w:tc>
-          <w:tcPr>
-            <w:tcW w:type="dxa" w:w="1504"/>
-            <w:tcBorders>
-              <w:top w:val="single" w:color="CCCCCC" w:sz="1"/>
-              <w:left w:val="single" w:color="CCCCCC" w:sz="1"/>
-              <w:bottom w:val="single" w:color="CCCCCC" w:sz="1"/>
-              <w:right w:val="single" w:color="CCCCCC" w:sz="1"/>
-            </w:tcBorders>
-            <w:tcMar>
-              <w:top w:type="dxa" w:w="60"/>
-              <w:left w:type="dxa" w:w="100"/>
-              <w:bottom w:type="dxa" w:w="60"/>
-              <w:right w:type="dxa" w:w="100"/>
-            </w:tcMar>
-          </w:tcPr>
-          <w:p>
-            <w:r>
-              <w:rPr>
-                <w:rFonts w:ascii="Calibri" w:cs="Calibri" w:eastAsia="Calibri" w:hAnsi="Calibri"/>
-                <w:b w:val="false"/>
-                <w:bCs w:val="false"/>
-                <w:sz w:val="20"/>
-                <w:szCs w:val="20"/>
-              </w:rPr>
-              <w:t xml:space="preserve">250,000,000</w:t>
-            </w:r>
-          </w:p>
-        </w:tc>
-        <w:tc>
-          <w:tcPr>
-            <w:tcW w:type="dxa" w:w="1504"/>
-            <w:tcBorders>
-              <w:top w:val="single" w:color="CCCCCC" w:sz="1"/>
-              <w:left w:val="single" w:color="CCCCCC" w:sz="1"/>
-              <w:bottom w:val="single" w:color="CCCCCC" w:sz="1"/>
-              <w:right w:val="single" w:color="CCCCCC" w:sz="1"/>
-            </w:tcBorders>
-            <w:tcMar>
-              <w:top w:type="dxa" w:w="60"/>
-              <w:left w:type="dxa" w:w="100"/>
-              <w:bottom w:type="dxa" w:w="60"/>
-              <w:right w:type="dxa" w:w="100"/>
-            </w:tcMar>
-          </w:tcPr>
-          <w:p>
-            <w:r>
-              <w:rPr>
-                <w:rFonts w:ascii="Calibri" w:cs="Calibri" w:eastAsia="Calibri" w:hAnsi="Calibri"/>
-                <w:b w:val="false"/>
-                <w:bCs w:val="false"/>
-                <w:sz w:val="20"/>
-                <w:szCs w:val="20"/>
-              </w:rPr>
-              <w:t xml:space="preserve">350,000,000</w:t>
-            </w:r>
-          </w:p>
-        </w:tc>
-        <w:tc>
-          <w:tcPr>
-            <w:tcW w:type="dxa" w:w="1506"/>
-            <w:tcBorders>
-              <w:top w:val="single" w:color="CCCCCC" w:sz="1"/>
-              <w:left w:val="single" w:color="CCCCCC" w:sz="1"/>
-              <w:bottom w:val="single" w:color="CCCCCC" w:sz="1"/>
-              <w:right w:val="single" w:color="CCCCCC" w:sz="1"/>
-            </w:tcBorders>
-            <w:tcMar>
-              <w:top w:type="dxa" w:w="60"/>
-              <w:left w:type="dxa" w:w="100"/>
-              <w:bottom w:type="dxa" w:w="60"/>
-              <w:right w:type="dxa" w:w="100"/>
-            </w:tcMar>
-          </w:tcPr>
-          <w:p>
-            <w:r>
-              <w:rPr>
-                <w:rFonts w:ascii="Calibri" w:cs="Calibri" w:eastAsia="Calibri" w:hAnsi="Calibri"/>
-                <w:b w:val="false"/>
-                <w:bCs w:val="false"/>
-                <w:sz w:val="20"/>
-                <w:szCs w:val="20"/>
-              </w:rPr>
-              <w:t xml:space="preserve">500,000,000</w:t>
-            </w:r>
-          </w:p>
-        </w:tc>
-      </w:tr>
-    </w:tbl>
-    <w:p>
-      <w:pPr>
-        <w:spacing w:after="100"/>
-      </w:pPr>
-    </w:p>
-    <w:p>
-      <w:pPr>
-        <w:spacing w:after="60" w:before="60"/>
-      </w:pPr>
-      <w:r>
-        <w:rPr>
-          <w:rFonts w:ascii="Calibri" w:cs="Calibri" w:eastAsia="Calibri" w:hAnsi="Calibri"/>
-          <w:sz w:val="22"/>
-          <w:szCs w:val="22"/>
-        </w:rPr>
-        <w:t xml:space="preserve">すべての値はWISEトークン単位です。上場時価値は目標価格に基づく想定であり、保証されるものではありません。</w:t>
+        <w:t xml:space="preserve">【画像提案: 取引所ダッシュボードまたはトレード画面。Shutterstock検索: "cryptocurrency exchange trading interface clean"。またはbitcastleロゴ。】</w:t>
       </w:r>
     </w:p>
     <w:p>
@@ -4582,7 +3406,7 @@
           <w:sz w:val="26"/>
           <w:szCs w:val="26"/>
         </w:rPr>
-        <w:t xml:space="preserve">5.5 支払いスケジュール</w:t>
+        <w:t xml:space="preserve">6.1 bitcastleの概要</w:t>
       </w:r>
     </w:p>
     <w:p>
@@ -4595,7 +3419,7 @@
           <w:sz w:val="22"/>
           <w:szCs w:val="22"/>
         </w:rPr>
-        <w:t xml:space="preserve">配当支払いスケジュールはプロジェクトの進行に合わせて発表されます。各保有者のランクに応じた日次単利で計算されます。</w:t>
+        <w:t xml:space="preserve">bitcastleは2022年設立のグローバル暗号資産取引所で、100カ国以上・累計100万人以上のユーザーにサービスを提供しています。WiseCoinはbitcastleへの上場が予定されており、上場後はWISEを自由に売買できるようになります。</w:t>
       </w:r>
     </w:p>
     <w:p>
@@ -4611,7 +3435,7 @@
           <w:sz w:val="26"/>
           <w:szCs w:val="26"/>
         </w:rPr>
-        <w:t xml:space="preserve">5.6 配布方法</w:t>
+        <w:t xml:space="preserve">6.2 上場スケジュール</w:t>
       </w:r>
     </w:p>
     <w:p>
@@ -4624,7 +3448,7 @@
           <w:sz w:val="22"/>
           <w:szCs w:val="22"/>
         </w:rPr>
-        <w:t xml:space="preserve">配当の配布方法はシステム稼働前に確定されます。公式サイト（wise-protocol.xyz）での発表をお待ちください。</w:t>
+        <w:t xml:space="preserve">WISEは2026年9月30日 11:00（日本時間）にbitcastleへの上場が予定されています。上場の公式告知はbitcastleのお知らせページで公開されています。</w:t>
       </w:r>
     </w:p>
     <w:p>
@@ -4640,7 +3464,7 @@
           <w:sz w:val="26"/>
           <w:szCs w:val="26"/>
         </w:rPr>
-        <w:t xml:space="preserve">5.7 重要事項</w:t>
+        <w:t xml:space="preserve">6.3 取引所上場のメリット</w:t>
       </w:r>
     </w:p>
     <w:p>
@@ -4654,7 +3478,7 @@
           <w:sz w:val="22"/>
           <w:szCs w:val="22"/>
         </w:rPr>
-        <w:t xml:space="preserve">•  ランク別レートは現在の計画レートです</w:t>
+        <w:t xml:space="preserve">•  流動性確保 — 上場後いつでも市場価格で取引可能</w:t>
       </w:r>
     </w:p>
     <w:p>
@@ -4668,7 +3492,7 @@
           <w:sz w:val="22"/>
           <w:szCs w:val="22"/>
         </w:rPr>
-        <w:t xml:space="preserve">•  すべての投資にはリスクが伴い、レートは変更される可能性があります</w:t>
+        <w:t xml:space="preserve">•  価格の透明性 — オープンマーケットによる公正な価格形成</w:t>
       </w:r>
     </w:p>
     <w:p>
@@ -4682,21 +3506,65 @@
           <w:sz w:val="22"/>
           <w:szCs w:val="22"/>
         </w:rPr>
-        <w:t xml:space="preserve">•  表示値は想定であり、保証されるものではありません</w:t>
-      </w:r>
-    </w:p>
-    <w:p>
-      <w:pPr>
-        <w:spacing w:after="40" w:before="40"/>
-        <w:ind w:left="360" w:hanging="360"/>
-      </w:pPr>
-      <w:r>
-        <w:rPr>
-          <w:rFonts w:ascii="Calibri" w:cs="Calibri" w:eastAsia="Calibri" w:hAnsi="Calibri"/>
-          <w:sz w:val="22"/>
-          <w:szCs w:val="22"/>
-        </w:rPr>
-        <w:t xml:space="preserve">•  ¥10の上場価格は目標値であり、保証されるものではありません</w:t>
+        <w:t xml:space="preserve">•  取引所のセキュリティ — bitcastleの取引所インフラによる保護</w:t>
+      </w:r>
+    </w:p>
+    <w:p>
+      <w:pPr>
+        <w:pStyle w:val="Heading2"/>
+        <w:spacing w:after="150" w:before="300"/>
+      </w:pPr>
+      <w:r>
+        <w:rPr>
+          <w:rFonts w:ascii="Calibri" w:cs="Calibri" w:eastAsia="Calibri" w:hAnsi="Calibri"/>
+          <w:b/>
+          <w:bCs/>
+          <w:sz w:val="26"/>
+          <w:szCs w:val="26"/>
+        </w:rPr>
+        <w:t xml:space="preserve">6.4 上場後の取引</w:t>
+      </w:r>
+    </w:p>
+    <w:p>
+      <w:pPr>
+        <w:spacing w:after="60" w:before="60"/>
+      </w:pPr>
+      <w:r>
+        <w:rPr>
+          <w:rFonts w:ascii="Calibri" w:cs="Calibri" w:eastAsia="Calibri" w:hAnsi="Calibri"/>
+          <w:sz w:val="22"/>
+          <w:szCs w:val="22"/>
+        </w:rPr>
+        <w:t xml:space="preserve">bitcastleに上場後、保有者はbitcastle取引所プラットフォームを通じてWISEトークンを自由に売買できます。取引にはbitcastleアカウントが必要です。</w:t>
+      </w:r>
+    </w:p>
+    <w:p>
+      <w:pPr>
+        <w:pStyle w:val="Heading2"/>
+        <w:spacing w:after="150" w:before="300"/>
+      </w:pPr>
+      <w:r>
+        <w:rPr>
+          <w:rFonts w:ascii="Calibri" w:cs="Calibri" w:eastAsia="Calibri" w:hAnsi="Calibri"/>
+          <w:b/>
+          <w:bCs/>
+          <w:sz w:val="26"/>
+          <w:szCs w:val="26"/>
+        </w:rPr>
+        <w:t xml:space="preserve">6.5 webwiseとbitcastleの関係</w:t>
+      </w:r>
+    </w:p>
+    <w:p>
+      <w:pPr>
+        <w:spacing w:after="60" w:before="60"/>
+      </w:pPr>
+      <w:r>
+        <w:rPr>
+          <w:rFonts w:ascii="Calibri" w:cs="Calibri" w:eastAsia="Calibri" w:hAnsi="Calibri"/>
+          <w:sz w:val="22"/>
+          <w:szCs w:val="22"/>
+        </w:rPr>
+        <w:t xml:space="preserve">webwiseはWiseCoinの運営者・発行者です。bitcastleはWISEが上場される取引所です。両社は上場に向けて協力する別個の事業体です。</w:t>
       </w:r>
     </w:p>
     <w:p>
@@ -4717,7 +3585,7 @@
           <w:sz w:val="32"/>
           <w:szCs w:val="32"/>
         </w:rPr>
-        <w:t xml:space="preserve">6. 取引所上場</w:t>
+        <w:t xml:space="preserve">7. ROADMAP</w:t>
       </w:r>
     </w:p>
     <w:p>
@@ -4733,81 +3601,22 @@
           <w:szCs w:val="20"/>
           <w:shd w:fill="FFFF00" w:val="clear"/>
         </w:rPr>
-        <w:t xml:space="preserve">【画像提案: 取引所ダッシュボードまたはトレード画面。Shutterstock検索: "cryptocurrency exchange trading interface clean"。またはbitcastleロゴ。】</w:t>
-      </w:r>
-    </w:p>
-    <w:p>
-      <w:pPr>
-        <w:pStyle w:val="Heading2"/>
-        <w:spacing w:after="150" w:before="300"/>
-      </w:pPr>
-      <w:r>
-        <w:rPr>
-          <w:rFonts w:ascii="Calibri" w:cs="Calibri" w:eastAsia="Calibri" w:hAnsi="Calibri"/>
-          <w:b/>
-          <w:bCs/>
-          <w:sz w:val="26"/>
-          <w:szCs w:val="26"/>
-        </w:rPr>
-        <w:t xml:space="preserve">6.1 bitcastleの概要</w:t>
-      </w:r>
-    </w:p>
-    <w:p>
-      <w:pPr>
-        <w:spacing w:after="60" w:before="60"/>
-      </w:pPr>
-      <w:r>
-        <w:rPr>
-          <w:rFonts w:ascii="Calibri" w:cs="Calibri" w:eastAsia="Calibri" w:hAnsi="Calibri"/>
-          <w:sz w:val="22"/>
-          <w:szCs w:val="22"/>
-        </w:rPr>
-        <w:t xml:space="preserve">bitcastleは2022年設立のグローバル暗号資産取引所で、100カ国以上・累計100万人以上のユーザーにサービスを提供しています。WISE COINはbitcastleへの上場が予定されており、上場後はWISEを自由に売買できるようになります。</w:t>
-      </w:r>
-    </w:p>
-    <w:p>
-      <w:pPr>
-        <w:pStyle w:val="Heading2"/>
-        <w:spacing w:after="150" w:before="300"/>
-      </w:pPr>
-      <w:r>
-        <w:rPr>
-          <w:rFonts w:ascii="Calibri" w:cs="Calibri" w:eastAsia="Calibri" w:hAnsi="Calibri"/>
-          <w:b/>
-          <w:bCs/>
-          <w:sz w:val="26"/>
-          <w:szCs w:val="26"/>
-        </w:rPr>
-        <w:t xml:space="preserve">6.2 上場スケジュール</w:t>
-      </w:r>
-    </w:p>
-    <w:p>
-      <w:pPr>
-        <w:spacing w:after="60" w:before="60"/>
-      </w:pPr>
-      <w:r>
-        <w:rPr>
-          <w:rFonts w:ascii="Calibri" w:cs="Calibri" w:eastAsia="Calibri" w:hAnsi="Calibri"/>
-          <w:sz w:val="22"/>
-          <w:szCs w:val="22"/>
-        </w:rPr>
-        <w:t xml:space="preserve">WISEは2027年12月下旬にbitcastleへの上場が予定されています。正確な日程は公式サイトで発表されます。</w:t>
-      </w:r>
-    </w:p>
-    <w:p>
-      <w:pPr>
-        <w:pStyle w:val="Heading2"/>
-        <w:spacing w:after="150" w:before="300"/>
-      </w:pPr>
-      <w:r>
-        <w:rPr>
-          <w:rFonts w:ascii="Calibri" w:cs="Calibri" w:eastAsia="Calibri" w:hAnsi="Calibri"/>
-          <w:b/>
-          <w:bCs/>
-          <w:sz w:val="26"/>
-          <w:szCs w:val="26"/>
-        </w:rPr>
-        <w:t xml:space="preserve">6.3 取引所上場のメリット</w:t>
+        <w:t xml:space="preserve">【グラフィック: 4フェーズのビジュアルタイムライン/ロードマップを作成。Phase 1を「現在」としてハイライト。デザイナー判断でスタイル決定。】</w:t>
+      </w:r>
+    </w:p>
+    <w:p>
+      <w:pPr>
+        <w:spacing w:after="100" w:before="200"/>
+      </w:pPr>
+      <w:r>
+        <w:rPr>
+          <w:rFonts w:ascii="Calibri" w:cs="Calibri" w:eastAsia="Calibri" w:hAnsi="Calibri"/>
+          <w:b/>
+          <w:bCs/>
+          <w:sz w:val="24"/>
+          <w:szCs w:val="24"/>
+        </w:rPr>
+        <w:t xml:space="preserve">Phase 1: Foundation（現在）</w:t>
       </w:r>
     </w:p>
     <w:p>
@@ -4821,7 +3630,7 @@
           <w:sz w:val="22"/>
           <w:szCs w:val="22"/>
         </w:rPr>
-        <w:t xml:space="preserve">•  流動性確保 — 上場後いつでも市場価格で取引可能</w:t>
+        <w:t xml:space="preserve">•  トークンセール開始</w:t>
       </w:r>
     </w:p>
     <w:p>
@@ -4835,7 +3644,22 @@
           <w:sz w:val="22"/>
           <w:szCs w:val="22"/>
         </w:rPr>
-        <w:t xml:space="preserve">•  価格の透明性 — オープンマーケットによる公正な価格形成</w:t>
+        <w:t xml:space="preserve">•  公式サイト公開</w:t>
+      </w:r>
+    </w:p>
+    <w:p>
+      <w:pPr>
+        <w:spacing w:after="100" w:before="200"/>
+      </w:pPr>
+      <w:r>
+        <w:rPr>
+          <w:rFonts w:ascii="Calibri" w:cs="Calibri" w:eastAsia="Calibri" w:hAnsi="Calibri"/>
+          <w:b/>
+          <w:bCs/>
+          <w:sz w:val="24"/>
+          <w:szCs w:val="24"/>
+        </w:rPr>
+        <w:t xml:space="preserve">Phase 2: Growth</w:t>
       </w:r>
     </w:p>
     <w:p>
@@ -4849,65 +3673,149 @@
           <w:sz w:val="22"/>
           <w:szCs w:val="22"/>
         </w:rPr>
-        <w:t xml:space="preserve">•  取引所のセキュリティ — bitcastleの取引所インフラによる保護</w:t>
-      </w:r>
-    </w:p>
-    <w:p>
-      <w:pPr>
-        <w:pStyle w:val="Heading2"/>
-        <w:spacing w:after="150" w:before="300"/>
-      </w:pPr>
-      <w:r>
-        <w:rPr>
-          <w:rFonts w:ascii="Calibri" w:cs="Calibri" w:eastAsia="Calibri" w:hAnsi="Calibri"/>
-          <w:b/>
-          <w:bCs/>
-          <w:sz w:val="26"/>
-          <w:szCs w:val="26"/>
-        </w:rPr>
-        <w:t xml:space="preserve">6.4 上場後の取引</w:t>
-      </w:r>
-    </w:p>
-    <w:p>
-      <w:pPr>
-        <w:spacing w:after="60" w:before="60"/>
-      </w:pPr>
-      <w:r>
-        <w:rPr>
-          <w:rFonts w:ascii="Calibri" w:cs="Calibri" w:eastAsia="Calibri" w:hAnsi="Calibri"/>
-          <w:sz w:val="22"/>
-          <w:szCs w:val="22"/>
-        </w:rPr>
-        <w:t xml:space="preserve">bitcastleに上場後、保有者はbitcastle取引所プラットフォームを通じてWISEトークンを自由に売買できます。取引にはbitcastleアカウントが必要です。</w:t>
-      </w:r>
-    </w:p>
-    <w:p>
-      <w:pPr>
-        <w:pStyle w:val="Heading2"/>
-        <w:spacing w:after="150" w:before="300"/>
-      </w:pPr>
-      <w:r>
-        <w:rPr>
-          <w:rFonts w:ascii="Calibri" w:cs="Calibri" w:eastAsia="Calibri" w:hAnsi="Calibri"/>
-          <w:b/>
-          <w:bCs/>
-          <w:sz w:val="26"/>
-          <w:szCs w:val="26"/>
-        </w:rPr>
-        <w:t xml:space="preserve">6.5 webwiseとbitcastleの関係</w:t>
-      </w:r>
-    </w:p>
-    <w:p>
-      <w:pPr>
-        <w:spacing w:after="60" w:before="60"/>
-      </w:pPr>
-      <w:r>
-        <w:rPr>
-          <w:rFonts w:ascii="Calibri" w:cs="Calibri" w:eastAsia="Calibri" w:hAnsi="Calibri"/>
-          <w:sz w:val="22"/>
-          <w:szCs w:val="22"/>
-        </w:rPr>
-        <w:t xml:space="preserve">webwiseはWISE COINの運営者・発行者です。bitcastleはWISEが上場される取引所です。両社は上場に向けて協力する別個の事業体です。</w:t>
+        <w:t xml:space="preserve">•  配当システム稼働</w:t>
+      </w:r>
+    </w:p>
+    <w:p>
+      <w:pPr>
+        <w:spacing w:after="40" w:before="40"/>
+        <w:ind w:left="360" w:hanging="360"/>
+      </w:pPr>
+      <w:r>
+        <w:rPr>
+          <w:rFonts w:ascii="Calibri" w:cs="Calibri" w:eastAsia="Calibri" w:hAnsi="Calibri"/>
+          <w:sz w:val="22"/>
+          <w:szCs w:val="22"/>
+        </w:rPr>
+        <w:t xml:space="preserve">•  保有者特典</w:t>
+      </w:r>
+    </w:p>
+    <w:p>
+      <w:pPr>
+        <w:spacing w:after="40" w:before="40"/>
+        <w:ind w:left="360" w:hanging="360"/>
+      </w:pPr>
+      <w:r>
+        <w:rPr>
+          <w:rFonts w:ascii="Calibri" w:cs="Calibri" w:eastAsia="Calibri" w:hAnsi="Calibri"/>
+          <w:sz w:val="22"/>
+          <w:szCs w:val="22"/>
+        </w:rPr>
+        <w:t xml:space="preserve">•  保有者レポート</w:t>
+      </w:r>
+    </w:p>
+    <w:p>
+      <w:pPr>
+        <w:spacing w:after="100" w:before="200"/>
+      </w:pPr>
+      <w:r>
+        <w:rPr>
+          <w:rFonts w:ascii="Calibri" w:cs="Calibri" w:eastAsia="Calibri" w:hAnsi="Calibri"/>
+          <w:b/>
+          <w:bCs/>
+          <w:sz w:val="24"/>
+          <w:szCs w:val="24"/>
+        </w:rPr>
+        <w:t xml:space="preserve">Phase 3: Expansion</w:t>
+      </w:r>
+    </w:p>
+    <w:p>
+      <w:pPr>
+        <w:spacing w:after="40" w:before="40"/>
+        <w:ind w:left="360" w:hanging="360"/>
+      </w:pPr>
+      <w:r>
+        <w:rPr>
+          <w:rFonts w:ascii="Calibri" w:cs="Calibri" w:eastAsia="Calibri" w:hAnsi="Calibri"/>
+          <w:sz w:val="22"/>
+          <w:szCs w:val="22"/>
+        </w:rPr>
+        <w:t xml:space="preserve">•  bitcastle上場申請</w:t>
+      </w:r>
+    </w:p>
+    <w:p>
+      <w:pPr>
+        <w:spacing w:after="40" w:before="40"/>
+        <w:ind w:left="360" w:hanging="360"/>
+      </w:pPr>
+      <w:r>
+        <w:rPr>
+          <w:rFonts w:ascii="Calibri" w:cs="Calibri" w:eastAsia="Calibri" w:hAnsi="Calibri"/>
+          <w:sz w:val="22"/>
+          <w:szCs w:val="22"/>
+        </w:rPr>
+        <w:t xml:space="preserve">•  マーケティング強化</w:t>
+      </w:r>
+    </w:p>
+    <w:p>
+      <w:pPr>
+        <w:spacing w:after="40" w:before="40"/>
+        <w:ind w:left="360" w:hanging="360"/>
+      </w:pPr>
+      <w:r>
+        <w:rPr>
+          <w:rFonts w:ascii="Calibri" w:cs="Calibri" w:eastAsia="Calibri" w:hAnsi="Calibri"/>
+          <w:sz w:val="22"/>
+          <w:szCs w:val="22"/>
+        </w:rPr>
+        <w:t xml:space="preserve">•  流動性準備</w:t>
+      </w:r>
+    </w:p>
+    <w:p>
+      <w:pPr>
+        <w:spacing w:after="100" w:before="200"/>
+      </w:pPr>
+      <w:r>
+        <w:rPr>
+          <w:rFonts w:ascii="Calibri" w:cs="Calibri" w:eastAsia="Calibri" w:hAnsi="Calibri"/>
+          <w:b/>
+          <w:bCs/>
+          <w:sz w:val="24"/>
+          <w:szCs w:val="24"/>
+        </w:rPr>
+        <w:t xml:space="preserve">Phase 4: Listing</w:t>
+      </w:r>
+    </w:p>
+    <w:p>
+      <w:pPr>
+        <w:spacing w:after="40" w:before="40"/>
+        <w:ind w:left="360" w:hanging="360"/>
+      </w:pPr>
+      <w:r>
+        <w:rPr>
+          <w:rFonts w:ascii="Calibri" w:cs="Calibri" w:eastAsia="Calibri" w:hAnsi="Calibri"/>
+          <w:sz w:val="22"/>
+          <w:szCs w:val="22"/>
+        </w:rPr>
+        <w:t xml:space="preserve">•  bitcastle公式上場</w:t>
+      </w:r>
+    </w:p>
+    <w:p>
+      <w:pPr>
+        <w:spacing w:after="40" w:before="40"/>
+        <w:ind w:left="360" w:hanging="360"/>
+      </w:pPr>
+      <w:r>
+        <w:rPr>
+          <w:rFonts w:ascii="Calibri" w:cs="Calibri" w:eastAsia="Calibri" w:hAnsi="Calibri"/>
+          <w:sz w:val="22"/>
+          <w:szCs w:val="22"/>
+        </w:rPr>
+        <w:t xml:space="preserve">•  目標 ¥10/WISE</w:t>
+      </w:r>
+    </w:p>
+    <w:p>
+      <w:pPr>
+        <w:spacing w:after="40" w:before="40"/>
+        <w:ind w:left="360" w:hanging="360"/>
+      </w:pPr>
+      <w:r>
+        <w:rPr>
+          <w:rFonts w:ascii="Calibri" w:cs="Calibri" w:eastAsia="Calibri" w:hAnsi="Calibri"/>
+          <w:sz w:val="22"/>
+          <w:szCs w:val="22"/>
+        </w:rPr>
+        <w:t xml:space="preserve">•  次フェーズ発表</w:t>
       </w:r>
     </w:p>
     <w:p>
@@ -4928,7 +3836,7 @@
           <w:sz w:val="32"/>
           <w:szCs w:val="32"/>
         </w:rPr>
-        <w:t xml:space="preserve">7. ROADMAP</w:t>
+        <w:t xml:space="preserve">8. ユースケース</w:t>
       </w:r>
     </w:p>
     <w:p>
@@ -4944,221 +3852,123 @@
           <w:szCs w:val="20"/>
           <w:shd w:fill="FFFF00" w:val="clear"/>
         </w:rPr>
-        <w:t xml:space="preserve">【グラフィック: 4フェーズのビジュアルタイムライン/ロードマップを作成。Phase 1を「現在」としてハイライト。デザイナー判断でスタイル決定。】</w:t>
-      </w:r>
-    </w:p>
-    <w:p>
-      <w:pPr>
-        <w:spacing w:after="100" w:before="200"/>
-      </w:pPr>
-      <w:r>
-        <w:rPr>
-          <w:rFonts w:ascii="Calibri" w:cs="Calibri" w:eastAsia="Calibri" w:hAnsi="Calibri"/>
-          <w:b/>
-          <w:bCs/>
-          <w:sz w:val="24"/>
-          <w:szCs w:val="24"/>
-        </w:rPr>
-        <w:t xml:space="preserve">Phase 1: Foundation（現在）</w:t>
-      </w:r>
-    </w:p>
-    <w:p>
-      <w:pPr>
-        <w:spacing w:after="40" w:before="40"/>
-        <w:ind w:left="360" w:hanging="360"/>
-      </w:pPr>
-      <w:r>
-        <w:rPr>
-          <w:rFonts w:ascii="Calibri" w:cs="Calibri" w:eastAsia="Calibri" w:hAnsi="Calibri"/>
-          <w:sz w:val="22"/>
-          <w:szCs w:val="22"/>
-        </w:rPr>
-        <w:t xml:space="preserve">•  トークンセール開始</w:t>
-      </w:r>
-    </w:p>
-    <w:p>
-      <w:pPr>
-        <w:spacing w:after="40" w:before="40"/>
-        <w:ind w:left="360" w:hanging="360"/>
-      </w:pPr>
-      <w:r>
-        <w:rPr>
-          <w:rFonts w:ascii="Calibri" w:cs="Calibri" w:eastAsia="Calibri" w:hAnsi="Calibri"/>
-          <w:sz w:val="22"/>
-          <w:szCs w:val="22"/>
-        </w:rPr>
-        <w:t xml:space="preserve">•  公式サイト公開</w:t>
-      </w:r>
-    </w:p>
-    <w:p>
-      <w:pPr>
-        <w:spacing w:after="100" w:before="200"/>
-      </w:pPr>
-      <w:r>
-        <w:rPr>
-          <w:rFonts w:ascii="Calibri" w:cs="Calibri" w:eastAsia="Calibri" w:hAnsi="Calibri"/>
-          <w:b/>
-          <w:bCs/>
-          <w:sz w:val="24"/>
-          <w:szCs w:val="24"/>
-        </w:rPr>
-        <w:t xml:space="preserve">Phase 2: Growth</w:t>
-      </w:r>
-    </w:p>
-    <w:p>
-      <w:pPr>
-        <w:spacing w:after="40" w:before="40"/>
-        <w:ind w:left="360" w:hanging="360"/>
-      </w:pPr>
-      <w:r>
-        <w:rPr>
-          <w:rFonts w:ascii="Calibri" w:cs="Calibri" w:eastAsia="Calibri" w:hAnsi="Calibri"/>
-          <w:sz w:val="22"/>
-          <w:szCs w:val="22"/>
-        </w:rPr>
-        <w:t xml:space="preserve">•  配当システム稼働</w:t>
-      </w:r>
-    </w:p>
-    <w:p>
-      <w:pPr>
-        <w:spacing w:after="40" w:before="40"/>
-        <w:ind w:left="360" w:hanging="360"/>
-      </w:pPr>
-      <w:r>
-        <w:rPr>
-          <w:rFonts w:ascii="Calibri" w:cs="Calibri" w:eastAsia="Calibri" w:hAnsi="Calibri"/>
-          <w:sz w:val="22"/>
-          <w:szCs w:val="22"/>
-        </w:rPr>
-        <w:t xml:space="preserve">•  保有者特典</w:t>
-      </w:r>
-    </w:p>
-    <w:p>
-      <w:pPr>
-        <w:spacing w:after="40" w:before="40"/>
-        <w:ind w:left="360" w:hanging="360"/>
-      </w:pPr>
-      <w:r>
-        <w:rPr>
-          <w:rFonts w:ascii="Calibri" w:cs="Calibri" w:eastAsia="Calibri" w:hAnsi="Calibri"/>
-          <w:sz w:val="22"/>
-          <w:szCs w:val="22"/>
-        </w:rPr>
-        <w:t xml:space="preserve">•  保有者レポート</w:t>
-      </w:r>
-    </w:p>
-    <w:p>
-      <w:pPr>
-        <w:spacing w:after="100" w:before="200"/>
-      </w:pPr>
-      <w:r>
-        <w:rPr>
-          <w:rFonts w:ascii="Calibri" w:cs="Calibri" w:eastAsia="Calibri" w:hAnsi="Calibri"/>
-          <w:b/>
-          <w:bCs/>
-          <w:sz w:val="24"/>
-          <w:szCs w:val="24"/>
-        </w:rPr>
-        <w:t xml:space="preserve">Phase 3: Expansion</w:t>
-      </w:r>
-    </w:p>
-    <w:p>
-      <w:pPr>
-        <w:spacing w:after="40" w:before="40"/>
-        <w:ind w:left="360" w:hanging="360"/>
-      </w:pPr>
-      <w:r>
-        <w:rPr>
-          <w:rFonts w:ascii="Calibri" w:cs="Calibri" w:eastAsia="Calibri" w:hAnsi="Calibri"/>
-          <w:sz w:val="22"/>
-          <w:szCs w:val="22"/>
-        </w:rPr>
-        <w:t xml:space="preserve">•  bitcastle上場申請</w:t>
-      </w:r>
-    </w:p>
-    <w:p>
-      <w:pPr>
-        <w:spacing w:after="40" w:before="40"/>
-        <w:ind w:left="360" w:hanging="360"/>
-      </w:pPr>
-      <w:r>
-        <w:rPr>
-          <w:rFonts w:ascii="Calibri" w:cs="Calibri" w:eastAsia="Calibri" w:hAnsi="Calibri"/>
-          <w:sz w:val="22"/>
-          <w:szCs w:val="22"/>
-        </w:rPr>
-        <w:t xml:space="preserve">•  マーケティング強化</w:t>
-      </w:r>
-    </w:p>
-    <w:p>
-      <w:pPr>
-        <w:spacing w:after="40" w:before="40"/>
-        <w:ind w:left="360" w:hanging="360"/>
-      </w:pPr>
-      <w:r>
-        <w:rPr>
-          <w:rFonts w:ascii="Calibri" w:cs="Calibri" w:eastAsia="Calibri" w:hAnsi="Calibri"/>
-          <w:sz w:val="22"/>
-          <w:szCs w:val="22"/>
-        </w:rPr>
-        <w:t xml:space="preserve">•  流動性準備</w:t>
-      </w:r>
-    </w:p>
-    <w:p>
-      <w:pPr>
-        <w:spacing w:after="100" w:before="200"/>
-      </w:pPr>
-      <w:r>
-        <w:rPr>
-          <w:rFonts w:ascii="Calibri" w:cs="Calibri" w:eastAsia="Calibri" w:hAnsi="Calibri"/>
-          <w:b/>
-          <w:bCs/>
-          <w:sz w:val="24"/>
-          <w:szCs w:val="24"/>
-        </w:rPr>
-        <w:t xml:space="preserve">Phase 4: Listing</w:t>
-      </w:r>
-    </w:p>
-    <w:p>
-      <w:pPr>
-        <w:spacing w:after="40" w:before="40"/>
-        <w:ind w:left="360" w:hanging="360"/>
-      </w:pPr>
-      <w:r>
-        <w:rPr>
-          <w:rFonts w:ascii="Calibri" w:cs="Calibri" w:eastAsia="Calibri" w:hAnsi="Calibri"/>
-          <w:sz w:val="22"/>
-          <w:szCs w:val="22"/>
-        </w:rPr>
-        <w:t xml:space="preserve">•  bitcastle公式上場</w:t>
-      </w:r>
-    </w:p>
-    <w:p>
-      <w:pPr>
-        <w:spacing w:after="40" w:before="40"/>
-        <w:ind w:left="360" w:hanging="360"/>
-      </w:pPr>
-      <w:r>
-        <w:rPr>
-          <w:rFonts w:ascii="Calibri" w:cs="Calibri" w:eastAsia="Calibri" w:hAnsi="Calibri"/>
-          <w:sz w:val="22"/>
-          <w:szCs w:val="22"/>
-        </w:rPr>
-        <w:t xml:space="preserve">•  目標 ¥10/WISE</w:t>
-      </w:r>
-    </w:p>
-    <w:p>
-      <w:pPr>
-        <w:spacing w:after="40" w:before="40"/>
-        <w:ind w:left="360" w:hanging="360"/>
-      </w:pPr>
-      <w:r>
-        <w:rPr>
-          <w:rFonts w:ascii="Calibri" w:cs="Calibri" w:eastAsia="Calibri" w:hAnsi="Calibri"/>
-          <w:sz w:val="22"/>
-          <w:szCs w:val="22"/>
-        </w:rPr>
-        <w:t xml:space="preserve">•  次フェーズ発表</w:t>
+        <w:t xml:space="preserve">【画像提案: ノートPCやタブレットでデジタルポートフォリオを管理する人物。モダン/プロフェッショナル。Shutterstock検索: "professional managing crypto portfolio laptop"。デザイナー判断で差し替えOK。】</w:t>
+      </w:r>
+    </w:p>
+    <w:p>
+      <w:pPr>
+        <w:pStyle w:val="Heading2"/>
+        <w:spacing w:after="150" w:before="300"/>
+      </w:pPr>
+      <w:r>
+        <w:rPr>
+          <w:rFonts w:ascii="Calibri" w:cs="Calibri" w:eastAsia="Calibri" w:hAnsi="Calibri"/>
+          <w:b/>
+          <w:bCs/>
+          <w:sz w:val="26"/>
+          <w:szCs w:val="26"/>
+        </w:rPr>
+        <w:t xml:space="preserve">8.1 日次パッシブ収入</w:t>
+      </w:r>
+    </w:p>
+    <w:p>
+      <w:pPr>
+        <w:spacing w:after="60" w:before="60"/>
+      </w:pPr>
+      <w:r>
+        <w:rPr>
+          <w:rFonts w:ascii="Calibri" w:cs="Calibri" w:eastAsia="Calibri" w:hAnsi="Calibri"/>
+          <w:sz w:val="22"/>
+          <w:szCs w:val="22"/>
+        </w:rPr>
+        <w:t xml:space="preserve">WISE保有者は、保有量に対して自動的に毎日一律0.3%の配当を獲得します。これにより、予測可能で透明性の高い収入源が得られます。例えば1,000,000 WISEを保有すると1日あたり3,000 WISEを獲得します。すべての保有者に同じレートが適用されます。</w:t>
+      </w:r>
+    </w:p>
+    <w:p>
+      <w:pPr>
+        <w:pStyle w:val="Heading2"/>
+        <w:spacing w:after="150" w:before="300"/>
+      </w:pPr>
+      <w:r>
+        <w:rPr>
+          <w:rFonts w:ascii="Calibri" w:cs="Calibri" w:eastAsia="Calibri" w:hAnsi="Calibri"/>
+          <w:b/>
+          <w:bCs/>
+          <w:sz w:val="26"/>
+          <w:szCs w:val="26"/>
+        </w:rPr>
+        <w:t xml:space="preserve">8.2 長期的な蓄積</w:t>
+      </w:r>
+    </w:p>
+    <w:p>
+      <w:pPr>
+        <w:spacing w:after="60" w:before="60"/>
+      </w:pPr>
+      <w:r>
+        <w:rPr>
+          <w:rFonts w:ascii="Calibri" w:cs="Calibri" w:eastAsia="Calibri" w:hAnsi="Calibri"/>
+          <w:sz w:val="22"/>
+          <w:szCs w:val="22"/>
+        </w:rPr>
+        <w:t xml:space="preserve">配当は保有するすべてのトークンに毎日支払われるため、WISEを多く保有するほど、1日あたりの配当総額（絶対額）も大きくなります。保有者はトークン残高を着実に増やすことで、時間とともに日次収入を拡大できます。</w:t>
+      </w:r>
+    </w:p>
+    <w:p>
+      <w:pPr>
+        <w:pStyle w:val="Heading2"/>
+        <w:spacing w:after="150" w:before="300"/>
+      </w:pPr>
+      <w:r>
+        <w:rPr>
+          <w:rFonts w:ascii="Calibri" w:cs="Calibri" w:eastAsia="Calibri" w:hAnsi="Calibri"/>
+          <w:b/>
+          <w:bCs/>
+          <w:sz w:val="26"/>
+          <w:szCs w:val="26"/>
+        </w:rPr>
+        <w:t xml:space="preserve">8.3 取引所での売買</w:t>
+      </w:r>
+    </w:p>
+    <w:p>
+      <w:pPr>
+        <w:spacing w:after="60" w:before="60"/>
+      </w:pPr>
+      <w:r>
+        <w:rPr>
+          <w:rFonts w:ascii="Calibri" w:cs="Calibri" w:eastAsia="Calibri" w:hAnsi="Calibri"/>
+          <w:sz w:val="22"/>
+          <w:szCs w:val="22"/>
+        </w:rPr>
+        <w:t xml:space="preserve">bitcastle上場後、WISEトークンは他の暗号資産と自由に取引できるようになります。保有者は価格変動を活用しつつ、残りの保有量については日次配当を引き続き獲得できます。</w:t>
+      </w:r>
+    </w:p>
+    <w:p>
+      <w:pPr>
+        <w:pStyle w:val="Heading2"/>
+        <w:spacing w:after="150" w:before="300"/>
+      </w:pPr>
+      <w:r>
+        <w:rPr>
+          <w:rFonts w:ascii="Calibri" w:cs="Calibri" w:eastAsia="Calibri" w:hAnsi="Calibri"/>
+          <w:b/>
+          <w:bCs/>
+          <w:sz w:val="26"/>
+          <w:szCs w:val="26"/>
+        </w:rPr>
+        <w:t xml:space="preserve">8.4 ポートフォリオの分散</w:t>
+      </w:r>
+    </w:p>
+    <w:p>
+      <w:pPr>
+        <w:spacing w:after="60" w:before="60"/>
+      </w:pPr>
+      <w:r>
+        <w:rPr>
+          <w:rFonts w:ascii="Calibri" w:cs="Calibri" w:eastAsia="Calibri" w:hAnsi="Calibri"/>
+          <w:sz w:val="22"/>
+          <w:szCs w:val="22"/>
+        </w:rPr>
+        <w:t xml:space="preserve">日次配当メカニズムを内蔵したERC-20トークンとして、WISEは暗号資産ポートフォリオにおいて独自のポジションを提供します。デジタル資産の成長性と、予測可能な配当収入を両立させます。</w:t>
       </w:r>
     </w:p>
     <w:p>
@@ -5179,23 +3989,20 @@
           <w:sz w:val="32"/>
           <w:szCs w:val="32"/>
         </w:rPr>
-        <w:t xml:space="preserve">8. ユースケース</w:t>
-      </w:r>
-    </w:p>
-    <w:p>
-      <w:pPr>
-        <w:spacing w:after="100" w:before="100"/>
-      </w:pPr>
-      <w:r>
-        <w:rPr>
-          <w:rFonts w:ascii="Calibri" w:cs="Calibri" w:eastAsia="Calibri" w:hAnsi="Calibri"/>
-          <w:i/>
-          <w:iCs/>
-          <w:sz w:val="20"/>
-          <w:szCs w:val="20"/>
-          <w:shd w:fill="FFFF00" w:val="clear"/>
-        </w:rPr>
-        <w:t xml:space="preserve">【画像提案: ノートPCやタブレットでデジタルポートフォリオを管理する人物。モダン/プロフェッショナル。Shutterstock検索: "professional managing crypto portfolio laptop"。デザイナー判断で差し替えOK。】</w:t>
+        <w:t xml:space="preserve">9. ご利用にあたって</w:t>
+      </w:r>
+    </w:p>
+    <w:p>
+      <w:pPr>
+        <w:spacing w:after="60" w:before="60"/>
+      </w:pPr>
+      <w:r>
+        <w:rPr>
+          <w:rFonts w:ascii="Calibri" w:cs="Calibri" w:eastAsia="Calibri" w:hAnsi="Calibri"/>
+          <w:sz w:val="22"/>
+          <w:szCs w:val="22"/>
+        </w:rPr>
+        <w:t xml:space="preserve">WiseCoinをより安心してご利用いただくために、以下の点についてあらかじめご理解ください。</w:t>
       </w:r>
     </w:p>
     <w:p>
@@ -5211,7 +4018,7 @@
           <w:sz w:val="26"/>
           <w:szCs w:val="26"/>
         </w:rPr>
-        <w:t xml:space="preserve">8.1 ティア別パッシブ収入</w:t>
+        <w:t xml:space="preserve">9.1 市場環境について</w:t>
       </w:r>
     </w:p>
     <w:p>
@@ -5224,7 +4031,7 @@
           <w:sz w:val="22"/>
           <w:szCs w:val="22"/>
         </w:rPr>
-        <w:t xml:space="preserve">WISE保有者は、ランクティアに基づいて自動的に日次配当を獲得します。多くのトークンを保有するほど、レートが高くなります — Regularの0.1%からVIPの0.5%まで。これにより、長期的なコミットメントとより高い報酬の獲得への独自のインセンティブが生まれます。</w:t>
+        <w:t xml:space="preserve">暗号資産の価格は市場の需給によって変動します。WISEトークンの価値もこの影響を受けるため、上場目標価格¥10は現時点での目標であり、市場環境によって変わる可能性があります。余裕資金の範囲でのご参加をお勧めいたします。</w:t>
       </w:r>
     </w:p>
     <w:p>
@@ -5240,7 +4047,7 @@
           <w:sz w:val="26"/>
           <w:szCs w:val="26"/>
         </w:rPr>
-        <w:t xml:space="preserve">8.2 戦略的な蓄積</w:t>
+        <w:t xml:space="preserve">9.2 各国の規制について</w:t>
       </w:r>
     </w:p>
     <w:p>
@@ -5253,7 +4060,7 @@
           <w:sz w:val="22"/>
           <w:szCs w:val="22"/>
         </w:rPr>
-        <w:t xml:space="preserve">ランクシステムは戦略的な蓄積に報います。保有者は特定のティア閾値に到達するようにトークンの購入を計画できます。例えば、Silver（0.2%）からGold（0.3%）にアップグレードするために追加でWISEを購入することで、その後の配当収入が大幅に増加します。</w:t>
+        <w:t xml:space="preserve">暗号資産に関する法規制は国・地域によって異なります。ご参加の前に、お住まいの地域の規制をご確認いただくことをお勧めいたします。当プロジェクトでは、適用される法令を遵守した運営に努めています。</w:t>
       </w:r>
     </w:p>
     <w:p>
@@ -5269,7 +4076,7 @@
           <w:sz w:val="26"/>
           <w:szCs w:val="26"/>
         </w:rPr>
-        <w:t xml:space="preserve">8.3 取引所での売買</w:t>
+        <w:t xml:space="preserve">9.3 技術面について</w:t>
       </w:r>
     </w:p>
     <w:p>
@@ -5282,7 +4089,7 @@
           <w:sz w:val="22"/>
           <w:szCs w:val="22"/>
         </w:rPr>
-        <w:t xml:space="preserve">bitcastle上場後、WISEトークンは他の暗号資産と自由に取引できるようになります。保有者は価格変動を活用しつつ、残りの保有量についてはランク別配当を引き続き獲得できます。</w:t>
+        <w:t xml:space="preserve">WISEはERC-20規格という業界で最も広く採用されているトークン標準を使用しています。Ethereumブロックチェーンは世界最大のスマートコントラクト基盤であり、高い信頼性を持っています。なお、ネットワークの混雑時にはガス代（手数料）が上昇する場合があります。</w:t>
       </w:r>
     </w:p>
     <w:p>
@@ -5298,7 +4105,7 @@
           <w:sz w:val="26"/>
           <w:szCs w:val="26"/>
         </w:rPr>
-        <w:t xml:space="preserve">8.4 ポートフォリオの分散</w:t>
+        <w:t xml:space="preserve">9.4 流動性について</w:t>
       </w:r>
     </w:p>
     <w:p>
@@ -5311,7 +4118,36 @@
           <w:sz w:val="22"/>
           <w:szCs w:val="22"/>
         </w:rPr>
-        <w:t xml:space="preserve">ティアベースの報酬メカニズムを内蔵したERC-20トークンとして、WISEは暗号資産ポートフォリオにおいて独自のポジションを提供します。デジタル資産の成長性と、予測可能な配当収入を両立させます。</w:t>
+        <w:t xml:space="preserve">bitcastle上場後はWISEの自由な売買が可能となります。上場前の期間は取引の機会が限られますが、その間も一律日利0.3%の配当を受け取ることができます。</w:t>
+      </w:r>
+    </w:p>
+    <w:p>
+      <w:pPr>
+        <w:pStyle w:val="Heading2"/>
+        <w:spacing w:after="150" w:before="300"/>
+      </w:pPr>
+      <w:r>
+        <w:rPr>
+          <w:rFonts w:ascii="Calibri" w:cs="Calibri" w:eastAsia="Calibri" w:hAnsi="Calibri"/>
+          <w:b/>
+          <w:bCs/>
+          <w:sz w:val="26"/>
+          <w:szCs w:val="26"/>
+        </w:rPr>
+        <w:t xml:space="preserve">9.5 運営体制について</w:t>
+      </w:r>
+    </w:p>
+    <w:p>
+      <w:pPr>
+        <w:spacing w:after="60" w:before="60"/>
+      </w:pPr>
+      <w:r>
+        <w:rPr>
+          <w:rFonts w:ascii="Calibri" w:cs="Calibri" w:eastAsia="Calibri" w:hAnsi="Calibri"/>
+          <w:sz w:val="22"/>
+          <w:szCs w:val="22"/>
+        </w:rPr>
+        <w:t xml:space="preserve">WiseCoinはwebwiseが責任を持って運営しています。トークンの配布、配当の支払い、上場プロセスのすべてをwebwiseが一貫して管理しており、プロジェクトの安定的な運営に取り組んでいます。</w:t>
       </w:r>
     </w:p>
     <w:p>
@@ -5332,7 +4168,7 @@
           <w:sz w:val="32"/>
           <w:szCs w:val="32"/>
         </w:rPr>
-        <w:t xml:space="preserve">9. ご利用にあたって</w:t>
+        <w:t xml:space="preserve">10. 免責事項</w:t>
       </w:r>
     </w:p>
     <w:p>
@@ -5345,186 +4181,7 @@
           <w:sz w:val="22"/>
           <w:szCs w:val="22"/>
         </w:rPr>
-        <w:t xml:space="preserve">WISE COINをより安心してご利用いただくために、以下の点についてあらかじめご理解ください。</w:t>
-      </w:r>
-    </w:p>
-    <w:p>
-      <w:pPr>
-        <w:pStyle w:val="Heading2"/>
-        <w:spacing w:after="150" w:before="300"/>
-      </w:pPr>
-      <w:r>
-        <w:rPr>
-          <w:rFonts w:ascii="Calibri" w:cs="Calibri" w:eastAsia="Calibri" w:hAnsi="Calibri"/>
-          <w:b/>
-          <w:bCs/>
-          <w:sz w:val="26"/>
-          <w:szCs w:val="26"/>
-        </w:rPr>
-        <w:t xml:space="preserve">9.1 市場環境について</w:t>
-      </w:r>
-    </w:p>
-    <w:p>
-      <w:pPr>
-        <w:spacing w:after="60" w:before="60"/>
-      </w:pPr>
-      <w:r>
-        <w:rPr>
-          <w:rFonts w:ascii="Calibri" w:cs="Calibri" w:eastAsia="Calibri" w:hAnsi="Calibri"/>
-          <w:sz w:val="22"/>
-          <w:szCs w:val="22"/>
-        </w:rPr>
-        <w:t xml:space="preserve">暗号資産の価格は市場の需給によって変動します。WISEトークンの価値もこの影響を受けるため、上場目標価格¥10は現時点での目標であり、市場環境によって変わる可能性があります。余裕資金の範囲でのご参加をお勧めいたします。</w:t>
-      </w:r>
-    </w:p>
-    <w:p>
-      <w:pPr>
-        <w:pStyle w:val="Heading2"/>
-        <w:spacing w:after="150" w:before="300"/>
-      </w:pPr>
-      <w:r>
-        <w:rPr>
-          <w:rFonts w:ascii="Calibri" w:cs="Calibri" w:eastAsia="Calibri" w:hAnsi="Calibri"/>
-          <w:b/>
-          <w:bCs/>
-          <w:sz w:val="26"/>
-          <w:szCs w:val="26"/>
-        </w:rPr>
-        <w:t xml:space="preserve">9.2 各国の規制について</w:t>
-      </w:r>
-    </w:p>
-    <w:p>
-      <w:pPr>
-        <w:spacing w:after="60" w:before="60"/>
-      </w:pPr>
-      <w:r>
-        <w:rPr>
-          <w:rFonts w:ascii="Calibri" w:cs="Calibri" w:eastAsia="Calibri" w:hAnsi="Calibri"/>
-          <w:sz w:val="22"/>
-          <w:szCs w:val="22"/>
-        </w:rPr>
-        <w:t xml:space="preserve">暗号資産に関する法規制は国・地域によって異なります。ご参加の前に、お住まいの地域の規制をご確認いただくことをお勧めいたします。当プロジェクトでは、適用される法令を遵守した運営に努めています。</w:t>
-      </w:r>
-    </w:p>
-    <w:p>
-      <w:pPr>
-        <w:pStyle w:val="Heading2"/>
-        <w:spacing w:after="150" w:before="300"/>
-      </w:pPr>
-      <w:r>
-        <w:rPr>
-          <w:rFonts w:ascii="Calibri" w:cs="Calibri" w:eastAsia="Calibri" w:hAnsi="Calibri"/>
-          <w:b/>
-          <w:bCs/>
-          <w:sz w:val="26"/>
-          <w:szCs w:val="26"/>
-        </w:rPr>
-        <w:t xml:space="preserve">9.3 技術面について</w:t>
-      </w:r>
-    </w:p>
-    <w:p>
-      <w:pPr>
-        <w:spacing w:after="60" w:before="60"/>
-      </w:pPr>
-      <w:r>
-        <w:rPr>
-          <w:rFonts w:ascii="Calibri" w:cs="Calibri" w:eastAsia="Calibri" w:hAnsi="Calibri"/>
-          <w:sz w:val="22"/>
-          <w:szCs w:val="22"/>
-        </w:rPr>
-        <w:t xml:space="preserve">WISEはERC-20規格という業界で最も広く採用されているトークン標準を使用しています。Ethereumブロックチェーンは世界最大のスマートコントラクト基盤であり、高い信頼性を持っています。なお、ネットワークの混雑時にはガス代（手数料）が上昇する場合があります。</w:t>
-      </w:r>
-    </w:p>
-    <w:p>
-      <w:pPr>
-        <w:pStyle w:val="Heading2"/>
-        <w:spacing w:after="150" w:before="300"/>
-      </w:pPr>
-      <w:r>
-        <w:rPr>
-          <w:rFonts w:ascii="Calibri" w:cs="Calibri" w:eastAsia="Calibri" w:hAnsi="Calibri"/>
-          <w:b/>
-          <w:bCs/>
-          <w:sz w:val="26"/>
-          <w:szCs w:val="26"/>
-        </w:rPr>
-        <w:t xml:space="preserve">9.4 流動性について</w:t>
-      </w:r>
-    </w:p>
-    <w:p>
-      <w:pPr>
-        <w:spacing w:after="60" w:before="60"/>
-      </w:pPr>
-      <w:r>
-        <w:rPr>
-          <w:rFonts w:ascii="Calibri" w:cs="Calibri" w:eastAsia="Calibri" w:hAnsi="Calibri"/>
-          <w:sz w:val="22"/>
-          <w:szCs w:val="22"/>
-        </w:rPr>
-        <w:t xml:space="preserve">bitcastle上場後はWISEの自由な売買が可能となります。上場前の期間は取引の機会が限られますが、その間も各保有者のランクに基づいた配当を受け取ることができます。</w:t>
-      </w:r>
-    </w:p>
-    <w:p>
-      <w:pPr>
-        <w:pStyle w:val="Heading2"/>
-        <w:spacing w:after="150" w:before="300"/>
-      </w:pPr>
-      <w:r>
-        <w:rPr>
-          <w:rFonts w:ascii="Calibri" w:cs="Calibri" w:eastAsia="Calibri" w:hAnsi="Calibri"/>
-          <w:b/>
-          <w:bCs/>
-          <w:sz w:val="26"/>
-          <w:szCs w:val="26"/>
-        </w:rPr>
-        <w:t xml:space="preserve">9.5 運営体制について</w:t>
-      </w:r>
-    </w:p>
-    <w:p>
-      <w:pPr>
-        <w:spacing w:after="60" w:before="60"/>
-      </w:pPr>
-      <w:r>
-        <w:rPr>
-          <w:rFonts w:ascii="Calibri" w:cs="Calibri" w:eastAsia="Calibri" w:hAnsi="Calibri"/>
-          <w:sz w:val="22"/>
-          <w:szCs w:val="22"/>
-        </w:rPr>
-        <w:t xml:space="preserve">WISE COINはwebwiseが責任を持って運営しています。トークンの配布、配当の支払い、上場プロセスのすべてをwebwiseが一貫して管理しており、プロジェクトの安定的な運営に取り組んでいます。</w:t>
-      </w:r>
-    </w:p>
-    <w:p>
-      <w:r>
-        <w:br w:type="page"/>
-      </w:r>
-    </w:p>
-    <w:p>
-      <w:pPr>
-        <w:pStyle w:val="Heading1"/>
-        <w:spacing w:after="200" w:before="400"/>
-      </w:pPr>
-      <w:r>
-        <w:rPr>
-          <w:rFonts w:ascii="Calibri" w:cs="Calibri" w:eastAsia="Calibri" w:hAnsi="Calibri"/>
-          <w:b/>
-          <w:bCs/>
-          <w:sz w:val="32"/>
-          <w:szCs w:val="32"/>
-        </w:rPr>
-        <w:t xml:space="preserve">10. 免責事項</w:t>
-      </w:r>
-    </w:p>
-    <w:p>
-      <w:pPr>
-        <w:spacing w:after="60" w:before="60"/>
-      </w:pPr>
-      <w:r>
-        <w:rPr>
-          <w:rFonts w:ascii="Calibri" w:cs="Calibri" w:eastAsia="Calibri" w:hAnsi="Calibri"/>
-          <w:sz w:val="22"/>
-          <w:szCs w:val="22"/>
-        </w:rPr>
-        <w:t xml:space="preserve">WISE COIN（WISE）はERC-20規格に基づいて発行されたユーティリティトークンです。金融商品取引法を含む適用される証券法令において、有価証券には該当しません。</w:t>
+        <w:t xml:space="preserve">WiseCoin（WISE）はERC-20規格に基づいて発行されたユーティリティトークンです。金融商品取引法を含む適用される証券法令において、有価証券には該当しません。</w:t>
       </w:r>
     </w:p>
     <w:p>
